--- a/System_Administration/Linux/Week_4_Linux_Projects_Exploring_Linux_Filesystems.docx
+++ b/System_Administration/Linux/Week_4_Linux_Projects_Exploring_Linux_Filesystems.docx
@@ -1,12 +1,12 @@
 
 <file path=word/document.xml><?xml version="1.0" encoding="utf-8"?>
-<w:document xmlns:wpc="http://schemas.microsoft.com/office/word/2010/wordprocessingCanvas" xmlns:cx="http://schemas.microsoft.com/office/drawing/2014/chartex" xmlns:cx1="http://schemas.microsoft.com/office/drawing/2015/9/8/chartex" xmlns:cx2="http://schemas.microsoft.com/office/drawing/2015/10/21/chartex" xmlns:cx3="http://schemas.microsoft.com/office/drawing/2016/5/9/chartex" xmlns:cx4="http://schemas.microsoft.com/office/drawing/2016/5/10/chartex" xmlns:cx5="http://schemas.microsoft.com/office/drawing/2016/5/11/chartex" xmlns:cx6="http://schemas.microsoft.com/office/drawing/2016/5/12/chartex" xmlns:cx7="http://schemas.microsoft.com/office/drawing/2016/5/13/chartex" xmlns:cx8="http://schemas.microsoft.com/office/drawing/2016/5/14/chartex" xmlns:mc="http://schemas.openxmlformats.org/markup-compatibility/2006" xmlns:aink="http://schemas.microsoft.com/office/drawing/2016/ink" xmlns:am3d="http://schemas.microsoft.com/office/drawing/2017/model3d" xmlns:o="urn:schemas-microsoft-com:office:office" xmlns:oel="http://schemas.microsoft.com/office/2019/extlst" xmlns:r="http://schemas.openxmlformats.org/officeDocument/2006/relationships" xmlns:m="http://schemas.openxmlformats.org/officeDocument/2006/math" xmlns:v="urn:schemas-microsoft-com:vml" xmlns:wp14="http://schemas.microsoft.com/office/word/2010/wordprocessingDrawing" xmlns:wp="http://schemas.openxmlformats.org/drawingml/2006/wordprocessingDrawing" xmlns:w10="urn:schemas-microsoft-com:office:word" xmlns:w="http://schemas.openxmlformats.org/wordprocessingml/2006/main" xmlns:w14="http://schemas.microsoft.com/office/word/2010/wordml" xmlns:w15="http://schemas.microsoft.com/office/word/2012/wordml" xmlns:w16cex="http://schemas.microsoft.com/office/word/2018/wordml/cex" xmlns:w16cid="http://schemas.microsoft.com/office/word/2016/wordml/cid" xmlns:w16="http://schemas.microsoft.com/office/word/2018/wordml" xmlns:w16du="http://schemas.microsoft.com/office/word/2023/wordml/word16du" xmlns:w16sdtdh="http://schemas.microsoft.com/office/word/2020/wordml/sdtdatahash" xmlns:w16se="http://schemas.microsoft.com/office/word/2015/wordml/symex" xmlns:wpg="http://schemas.microsoft.com/office/word/2010/wordprocessingGroup" xmlns:wpi="http://schemas.microsoft.com/office/word/2010/wordprocessingInk" xmlns:wne="http://schemas.microsoft.com/office/word/2006/wordml" xmlns:wps="http://schemas.microsoft.com/office/word/2010/wordprocessingShape" mc:Ignorable="w14 w15 w16se w16cid w16 w16cex w16sdtdh w16du wp14">
+<w:document xmlns:wpc="http://schemas.microsoft.com/office/word/2010/wordprocessingCanvas" xmlns:cx="http://schemas.microsoft.com/office/drawing/2014/chartex" xmlns:cx1="http://schemas.microsoft.com/office/drawing/2015/9/8/chartex" xmlns:cx2="http://schemas.microsoft.com/office/drawing/2015/10/21/chartex" xmlns:cx3="http://schemas.microsoft.com/office/drawing/2016/5/9/chartex" xmlns:cx4="http://schemas.microsoft.com/office/drawing/2016/5/10/chartex" xmlns:cx5="http://schemas.microsoft.com/office/drawing/2016/5/11/chartex" xmlns:cx6="http://schemas.microsoft.com/office/drawing/2016/5/12/chartex" xmlns:cx7="http://schemas.microsoft.com/office/drawing/2016/5/13/chartex" xmlns:cx8="http://schemas.microsoft.com/office/drawing/2016/5/14/chartex" xmlns:mc="http://schemas.openxmlformats.org/markup-compatibility/2006" xmlns:aink="http://schemas.microsoft.com/office/drawing/2016/ink" xmlns:am3d="http://schemas.microsoft.com/office/drawing/2017/model3d" xmlns:o="urn:schemas-microsoft-com:office:office" xmlns:oel="http://schemas.microsoft.com/office/2019/extlst" xmlns:r="http://schemas.openxmlformats.org/officeDocument/2006/relationships" xmlns:m="http://schemas.openxmlformats.org/officeDocument/2006/math" xmlns:v="urn:schemas-microsoft-com:vml" xmlns:wp14="http://schemas.microsoft.com/office/word/2010/wordprocessingDrawing" xmlns:wp="http://schemas.openxmlformats.org/drawingml/2006/wordprocessingDrawing" xmlns:w10="urn:schemas-microsoft-com:office:word" xmlns:w="http://schemas.openxmlformats.org/wordprocessingml/2006/main" xmlns:w14="http://schemas.microsoft.com/office/word/2010/wordml" xmlns:w15="http://schemas.microsoft.com/office/word/2012/wordml" xmlns:w16cex="http://schemas.microsoft.com/office/word/2018/wordml/cex" xmlns:w16cid="http://schemas.microsoft.com/office/word/2016/wordml/cid" xmlns:w16="http://schemas.microsoft.com/office/word/2018/wordml" xmlns:w16du="http://schemas.microsoft.com/office/word/2023/wordml/word16du" xmlns:w16sdtdh="http://schemas.microsoft.com/office/word/2020/wordml/sdtdatahash" xmlns:w16sdtfl="http://schemas.microsoft.com/office/word/2024/wordml/sdtformatlock" xmlns:w16se="http://schemas.microsoft.com/office/word/2015/wordml/symex" xmlns:wpg="http://schemas.microsoft.com/office/word/2010/wordprocessingGroup" xmlns:wpi="http://schemas.microsoft.com/office/word/2010/wordprocessingInk" xmlns:wne="http://schemas.microsoft.com/office/word/2006/wordml" xmlns:wps="http://schemas.microsoft.com/office/word/2010/wordprocessingShape" mc:Ignorable="w14 w15 w16se w16cid w16 w16cex w16sdtdh w16sdtfl w16du wp14">
   <w:body>
     <w:p>
       <w:pPr>
         <w:pStyle w:val="Heading1"/>
       </w:pPr>
-      <w:bookmarkStart w:id="0" w:name="_Toc171857429"/>
+      <w:bookmarkStart w:id="0" w:name="_Toc209035134"/>
       <w:r>
         <w:t xml:space="preserve">Week </w:t>
       </w:r>
@@ -97,7 +97,7 @@
           <w:r>
             <w:fldChar w:fldCharType="separate"/>
           </w:r>
-          <w:hyperlink w:anchor="_Toc171857429" w:history="1">
+          <w:hyperlink w:anchor="_Toc209035134" w:history="1">
             <w:r>
               <w:rPr>
                 <w:rStyle w:val="Hyperlink"/>
@@ -124,7 +124,7 @@
                 <w:noProof/>
                 <w:webHidden/>
               </w:rPr>
-              <w:instrText xml:space="preserve"> PAGEREF _Toc171857429 \h </w:instrText>
+              <w:instrText xml:space="preserve"> PAGEREF _Toc209035134 \h </w:instrText>
             </w:r>
             <w:r>
               <w:rPr>
@@ -169,7 +169,7 @@
               <w14:ligatures w14:val="standardContextual"/>
             </w:rPr>
           </w:pPr>
-          <w:hyperlink w:anchor="_Toc171857430" w:history="1">
+          <w:hyperlink w:anchor="_Toc209035135" w:history="1">
             <w:r>
               <w:rPr>
                 <w:rStyle w:val="Hyperlink"/>
@@ -196,7 +196,7 @@
                 <w:noProof/>
                 <w:webHidden/>
               </w:rPr>
-              <w:instrText xml:space="preserve"> PAGEREF _Toc171857430 \h </w:instrText>
+              <w:instrText xml:space="preserve"> PAGEREF _Toc209035135 \h </w:instrText>
             </w:r>
             <w:r>
               <w:rPr>
@@ -241,7 +241,7 @@
               <w14:ligatures w14:val="standardContextual"/>
             </w:rPr>
           </w:pPr>
-          <w:hyperlink w:anchor="_Toc171857431" w:history="1">
+          <w:hyperlink w:anchor="_Toc209035136" w:history="1">
             <w:r>
               <w:rPr>
                 <w:rStyle w:val="Hyperlink"/>
@@ -268,7 +268,7 @@
                 <w:noProof/>
                 <w:webHidden/>
               </w:rPr>
-              <w:instrText xml:space="preserve"> PAGEREF _Toc171857431 \h </w:instrText>
+              <w:instrText xml:space="preserve"> PAGEREF _Toc209035136 \h </w:instrText>
             </w:r>
             <w:r>
               <w:rPr>
@@ -313,7 +313,7 @@
               <w14:ligatures w14:val="standardContextual"/>
             </w:rPr>
           </w:pPr>
-          <w:hyperlink w:anchor="_Toc171857432" w:history="1">
+          <w:hyperlink w:anchor="_Toc209035137" w:history="1">
             <w:r>
               <w:rPr>
                 <w:rStyle w:val="Hyperlink"/>
@@ -340,7 +340,7 @@
                 <w:noProof/>
                 <w:webHidden/>
               </w:rPr>
-              <w:instrText xml:space="preserve"> PAGEREF _Toc171857432 \h </w:instrText>
+              <w:instrText xml:space="preserve"> PAGEREF _Toc209035137 \h </w:instrText>
             </w:r>
             <w:r>
               <w:rPr>
@@ -385,7 +385,7 @@
               <w14:ligatures w14:val="standardContextual"/>
             </w:rPr>
           </w:pPr>
-          <w:hyperlink w:anchor="_Toc171857433" w:history="1">
+          <w:hyperlink w:anchor="_Toc209035138" w:history="1">
             <w:r>
               <w:rPr>
                 <w:rStyle w:val="Hyperlink"/>
@@ -412,7 +412,7 @@
                 <w:noProof/>
                 <w:webHidden/>
               </w:rPr>
-              <w:instrText xml:space="preserve"> PAGEREF _Toc171857433 \h </w:instrText>
+              <w:instrText xml:space="preserve"> PAGEREF _Toc209035138 \h </w:instrText>
             </w:r>
             <w:r>
               <w:rPr>
@@ -432,7 +432,7 @@
                 <w:noProof/>
                 <w:webHidden/>
               </w:rPr>
-              <w:t>5</w:t>
+              <w:t>4</w:t>
             </w:r>
             <w:r>
               <w:rPr>
@@ -457,7 +457,7 @@
               <w14:ligatures w14:val="standardContextual"/>
             </w:rPr>
           </w:pPr>
-          <w:hyperlink w:anchor="_Toc171857434" w:history="1">
+          <w:hyperlink w:anchor="_Toc209035139" w:history="1">
             <w:r>
               <w:rPr>
                 <w:rStyle w:val="Hyperlink"/>
@@ -484,7 +484,7 @@
                 <w:noProof/>
                 <w:webHidden/>
               </w:rPr>
-              <w:instrText xml:space="preserve"> PAGEREF _Toc171857434 \h </w:instrText>
+              <w:instrText xml:space="preserve"> PAGEREF _Toc209035139 \h </w:instrText>
             </w:r>
             <w:r>
               <w:rPr>
@@ -529,7 +529,7 @@
               <w14:ligatures w14:val="standardContextual"/>
             </w:rPr>
           </w:pPr>
-          <w:hyperlink w:anchor="_Toc171857435" w:history="1">
+          <w:hyperlink w:anchor="_Toc209035140" w:history="1">
             <w:r>
               <w:rPr>
                 <w:rStyle w:val="Hyperlink"/>
@@ -556,7 +556,7 @@
                 <w:noProof/>
                 <w:webHidden/>
               </w:rPr>
-              <w:instrText xml:space="preserve"> PAGEREF _Toc171857435 \h </w:instrText>
+              <w:instrText xml:space="preserve"> PAGEREF _Toc209035140 \h </w:instrText>
             </w:r>
             <w:r>
               <w:rPr>
@@ -590,7 +590,6 @@
         <w:p>
           <w:pPr>
             <w:rPr>
-              <w:b/>
               <w:bCs/>
               <w:noProof/>
             </w:rPr>
@@ -606,146 +605,20 @@
         </w:p>
       </w:sdtContent>
     </w:sdt>
-    <w:bookmarkStart w:id="1" w:name="_Toc54531710" w:displacedByCustomXml="prev"/>
-    <w:bookmarkStart w:id="2" w:name="_Toc54531687" w:displacedByCustomXml="prev"/>
+    <w:bookmarkStart w:id="1" w:name="_Toc124325873" w:displacedByCustomXml="prev"/>
     <w:p>
-      <w:r>
-        <w:rPr>
-          <w:b/>
-        </w:rPr>
-        <w:t>How to Create Screenshots:</w:t>
-      </w:r>
-      <w:r>
-        <w:t xml:space="preserve"> Please use the Windows Snip and Sketch Tool or the Snipping Tool. Paste a screenshot of just the program you are working on. If you are snipping a virtual machine, make sure your focus is outside the virtual machine before you snip.</w:t>
-      </w:r>
-    </w:p>
-    <w:p>
-      <w:pPr>
-        <w:pStyle w:val="ListParagraph"/>
-        <w:numPr>
-          <w:ilvl w:val="0"/>
-          <w:numId w:val="6"/>
-        </w:numPr>
-      </w:pPr>
-      <w:r>
-        <w:t xml:space="preserve">Press and hold down the </w:t>
-      </w:r>
-      <w:r>
-        <w:rPr>
-          <w:b/>
-        </w:rPr>
-        <w:t>Windows key</w:t>
-      </w:r>
-      <w:r>
-        <w:rPr>
-          <w:b/>
-        </w:rPr>
-        <w:t xml:space="preserve"> </w:t>
-      </w:r>
-      <w:r>
-        <w:t xml:space="preserve">&amp; </w:t>
-      </w:r>
-      <w:r>
-        <w:rPr>
-          <w:b/>
-        </w:rPr>
-        <w:t>Shift</w:t>
-      </w:r>
-      <w:r>
-        <w:t xml:space="preserve">, then type </w:t>
-      </w:r>
-      <w:r>
-        <w:rPr>
-          <w:b/>
-        </w:rPr>
-        <w:t>S</w:t>
-      </w:r>
-      <w:r>
-        <w:rPr>
-          <w:b/>
-        </w:rPr>
-        <w:t xml:space="preserve">. </w:t>
-      </w:r>
-      <w:r>
-        <w:t>This brings up the on-screen snipping</w:t>
-      </w:r>
-      <w:r>
-        <w:t xml:space="preserve"> tool.</w:t>
-      </w:r>
-    </w:p>
-    <w:p>
-      <w:pPr>
-        <w:pStyle w:val="ListParagraph"/>
-        <w:numPr>
-          <w:ilvl w:val="0"/>
-          <w:numId w:val="6"/>
-        </w:numPr>
-      </w:pPr>
-      <w:r>
-        <w:t>Click and Drag your mouse around whatever you want to snip.</w:t>
-      </w:r>
-    </w:p>
-    <w:p>
-      <w:pPr>
-        <w:pStyle w:val="ListParagraph"/>
-        <w:numPr>
-          <w:ilvl w:val="0"/>
-          <w:numId w:val="6"/>
-        </w:numPr>
-      </w:pPr>
-      <w:r>
-        <w:t>Release the mouse button. This places the snip into the Windows Clipboard.</w:t>
-      </w:r>
-    </w:p>
-    <w:p>
-      <w:pPr>
-        <w:pStyle w:val="ListParagraph"/>
-        <w:numPr>
-          <w:ilvl w:val="0"/>
-          <w:numId w:val="6"/>
-        </w:numPr>
-      </w:pPr>
-      <w:r>
-        <w:t xml:space="preserve">Go into Word or wherever you want to paste the snip. Hold down </w:t>
-      </w:r>
-      <w:r>
-        <w:rPr>
-          <w:b/>
-        </w:rPr>
-        <w:t>CTRL</w:t>
-      </w:r>
-      <w:r>
-        <w:t>, then type</w:t>
-      </w:r>
-      <w:r>
-        <w:t xml:space="preserve"> </w:t>
-      </w:r>
-      <w:r>
-        <w:rPr>
-          <w:b/>
-        </w:rPr>
-        <w:t>V</w:t>
-      </w:r>
-      <w:r>
-        <w:t xml:space="preserve"> to paste the snip.</w:t>
-      </w:r>
-    </w:p>
-    <w:p>
       <w:pPr>
         <w:pStyle w:val="Heading2"/>
       </w:pPr>
-      <w:bookmarkStart w:id="3" w:name="_Toc124325873"/>
-      <w:bookmarkStart w:id="4" w:name="_Toc171857430"/>
+      <w:bookmarkStart w:id="2" w:name="_Toc209035135"/>
+      <w:r>
+        <w:t xml:space="preserve">Update </w:t>
+      </w:r>
+      <w:bookmarkEnd w:id="1"/>
+      <w:r>
+        <w:t>Kali Linux</w:t>
+      </w:r>
       <w:bookmarkEnd w:id="2"/>
-      <w:bookmarkEnd w:id="1"/>
-      <w:r>
-        <w:t xml:space="preserve">Update </w:t>
-      </w:r>
-      <w:bookmarkEnd w:id="3"/>
-      <w:r>
-        <w:t>Kali Linux</w:t>
-      </w:r>
-      <w:bookmarkEnd w:id="4"/>
     </w:p>
     <w:p>
       <w:r>
@@ -771,16 +644,34 @@
             <w:pPr>
               <w:pStyle w:val="Code"/>
             </w:pPr>
+            <w:proofErr w:type="spellStart"/>
             <w:r>
-              <w:t>sudo apt update</w:t>
+              <w:t>sudo</w:t>
+            </w:r>
+            <w:proofErr w:type="spellEnd"/>
+            <w:r>
+              <w:t xml:space="preserve"> apt update</w:t>
             </w:r>
           </w:p>
           <w:p>
             <w:pPr>
               <w:pStyle w:val="Code"/>
             </w:pPr>
+            <w:proofErr w:type="spellStart"/>
             <w:r>
-              <w:t>sudo apt dist-upgrade -y</w:t>
+              <w:t>sudo</w:t>
+            </w:r>
+            <w:proofErr w:type="spellEnd"/>
+            <w:r>
+              <w:t xml:space="preserve"> apt </w:t>
+            </w:r>
+            <w:proofErr w:type="spellStart"/>
+            <w:r>
+              <w:t>dist</w:t>
+            </w:r>
+            <w:proofErr w:type="spellEnd"/>
+            <w:r>
+              <w:t>-upgrade -y</w:t>
             </w:r>
           </w:p>
         </w:tc>
@@ -790,11 +681,11 @@
       <w:pPr>
         <w:pStyle w:val="Heading2"/>
       </w:pPr>
-      <w:bookmarkStart w:id="5" w:name="_Toc171857431"/>
+      <w:bookmarkStart w:id="3" w:name="_Toc209035136"/>
       <w:r>
         <w:t>VirtualBox Local Network Access</w:t>
       </w:r>
-      <w:bookmarkEnd w:id="5"/>
+      <w:bookmarkEnd w:id="3"/>
     </w:p>
     <w:p>
       <w:r>
@@ -814,7 +705,6 @@
           <w:b/>
           <w:bCs/>
         </w:rPr>
-        <w:lastRenderedPageBreak/>
         <w:t>Right Click</w:t>
       </w:r>
       <w:r>
@@ -952,14 +842,15 @@
       <w:pPr>
         <w:pStyle w:val="Heading1"/>
       </w:pPr>
-      <w:bookmarkStart w:id="6" w:name="_Toc171857432"/>
-      <w:r>
+      <w:bookmarkStart w:id="4" w:name="_Toc209035137"/>
+      <w:r>
+        <w:lastRenderedPageBreak/>
         <w:t>Project 3-1</w:t>
       </w:r>
       <w:r>
         <w:t>: Navigate the File Structure</w:t>
       </w:r>
-      <w:bookmarkEnd w:id="6"/>
+      <w:bookmarkEnd w:id="4"/>
     </w:p>
     <w:p>
       <w:r>
@@ -994,6 +885,7 @@
       <w:r>
         <w:t xml:space="preserve">At the command prompt, type </w:t>
       </w:r>
+      <w:proofErr w:type="spellStart"/>
       <w:r>
         <w:rPr>
           <w:b/>
@@ -1001,6 +893,7 @@
         </w:rPr>
         <w:t>pwd</w:t>
       </w:r>
+      <w:proofErr w:type="spellEnd"/>
       <w:r>
         <w:t xml:space="preserve"> and press </w:t>
       </w:r>
@@ -1095,6 +988,7 @@
       <w:r>
         <w:t xml:space="preserve">At the command prompt, type </w:t>
       </w:r>
+      <w:proofErr w:type="spellStart"/>
       <w:r>
         <w:rPr>
           <w:b/>
@@ -1102,6 +996,7 @@
         </w:rPr>
         <w:t>pwd</w:t>
       </w:r>
+      <w:proofErr w:type="spellEnd"/>
       <w:r>
         <w:t xml:space="preserve"> and press </w:t>
       </w:r>
@@ -1134,7 +1029,7 @@
         <w:t>?</w:t>
       </w:r>
     </w:p>
-    <w:bookmarkStart w:id="7" w:name="_Hlk504636052" w:displacedByCustomXml="next"/>
+    <w:bookmarkStart w:id="5" w:name="_Hlk504636052" w:displacedByCustomXml="next"/>
     <w:sdt>
       <w:sdtPr>
         <w:id w:val="1018044269"/>
@@ -1157,7 +1052,7 @@
         </w:p>
       </w:sdtContent>
     </w:sdt>
-    <w:bookmarkEnd w:id="7"/>
+    <w:bookmarkEnd w:id="5"/>
     <w:p>
       <w:pPr>
         <w:pStyle w:val="ListParagraph"/>
@@ -1219,6 +1114,7 @@
       <w:r>
         <w:t xml:space="preserve">At the command prompt, type </w:t>
       </w:r>
+      <w:proofErr w:type="spellStart"/>
       <w:r>
         <w:rPr>
           <w:b/>
@@ -1226,6 +1122,7 @@
         </w:rPr>
         <w:t>pwd</w:t>
       </w:r>
+      <w:proofErr w:type="spellEnd"/>
       <w:r>
         <w:t xml:space="preserve"> and press </w:t>
       </w:r>
@@ -1318,6 +1215,7 @@
       <w:r>
         <w:t xml:space="preserve">. At the command prompt, type </w:t>
       </w:r>
+      <w:proofErr w:type="spellStart"/>
       <w:r>
         <w:rPr>
           <w:b/>
@@ -1325,6 +1223,7 @@
         </w:rPr>
         <w:t>pwd</w:t>
       </w:r>
+      <w:proofErr w:type="spellEnd"/>
       <w:r>
         <w:t xml:space="preserve"> and press </w:t>
       </w:r>
@@ -1411,6 +1310,7 @@
       <w:r>
         <w:t xml:space="preserve"> At the command prompt, type </w:t>
       </w:r>
+      <w:proofErr w:type="spellStart"/>
       <w:r>
         <w:rPr>
           <w:b/>
@@ -1418,6 +1318,7 @@
         </w:rPr>
         <w:t>pwd</w:t>
       </w:r>
+      <w:proofErr w:type="spellEnd"/>
       <w:r>
         <w:t xml:space="preserve"> </w:t>
       </w:r>
@@ -1470,7 +1371,7 @@
         <w:t>Did you specify a relative or absolute pathname to your home directory when you used the cd root command?</w:t>
       </w:r>
     </w:p>
-    <w:bookmarkStart w:id="8" w:name="_Hlk536436872"/>
+    <w:bookmarkStart w:id="6" w:name="_Hlk536436872"/>
     <w:p>
       <w:sdt>
         <w:sdtPr>
@@ -1491,7 +1392,7 @@
           </w:r>
         </w:sdtContent>
       </w:sdt>
-      <w:bookmarkEnd w:id="8"/>
+      <w:bookmarkEnd w:id="6"/>
     </w:p>
     <w:p>
       <w:pPr>
@@ -1509,8 +1410,17 @@
           <w:b/>
           <w:bCs/>
         </w:rPr>
-        <w:t>cd etc</w:t>
-      </w:r>
+        <w:t xml:space="preserve">cd </w:t>
+      </w:r>
+      <w:proofErr w:type="spellStart"/>
+      <w:r>
+        <w:rPr>
+          <w:b/>
+          <w:bCs/>
+        </w:rPr>
+        <w:t>etc</w:t>
+      </w:r>
+      <w:proofErr w:type="spellEnd"/>
       <w:r>
         <w:t xml:space="preserve"> and press </w:t>
       </w:r>
@@ -1586,8 +1496,17 @@
           <w:b/>
           <w:bCs/>
         </w:rPr>
-        <w:t>cd /etc</w:t>
-      </w:r>
+        <w:t>cd /</w:t>
+      </w:r>
+      <w:proofErr w:type="spellStart"/>
+      <w:r>
+        <w:rPr>
+          <w:b/>
+          <w:bCs/>
+        </w:rPr>
+        <w:t>etc</w:t>
+      </w:r>
+      <w:proofErr w:type="spellEnd"/>
       <w:r>
         <w:t xml:space="preserve"> and press </w:t>
       </w:r>
@@ -1613,6 +1532,7 @@
       <w:r>
         <w:t xml:space="preserve">At the command prompt, type </w:t>
       </w:r>
+      <w:proofErr w:type="spellStart"/>
       <w:r>
         <w:rPr>
           <w:b/>
@@ -1620,6 +1540,7 @@
         </w:rPr>
         <w:t>pwd</w:t>
       </w:r>
+      <w:proofErr w:type="spellEnd"/>
       <w:r>
         <w:t xml:space="preserve"> and press </w:t>
       </w:r>
@@ -1676,7 +1597,23 @@
         </w:numPr>
       </w:pPr>
       <w:r>
-        <w:t>Did you specify a relative or absolute pathname to the /etc directory when you used the cd /etc command?</w:t>
+        <w:t>Did you specify a relative or absolute pathname to the /</w:t>
+      </w:r>
+      <w:proofErr w:type="spellStart"/>
+      <w:r>
+        <w:t>etc</w:t>
+      </w:r>
+      <w:proofErr w:type="spellEnd"/>
+      <w:r>
+        <w:t xml:space="preserve"> directory when you used the cd /</w:t>
+      </w:r>
+      <w:proofErr w:type="spellStart"/>
+      <w:r>
+        <w:t>etc</w:t>
+      </w:r>
+      <w:proofErr w:type="spellEnd"/>
+      <w:r>
+        <w:t xml:space="preserve"> command?</w:t>
       </w:r>
     </w:p>
     <w:sdt>
@@ -1755,6 +1692,7 @@
       <w:r>
         <w:t xml:space="preserve">At the command prompt, type </w:t>
       </w:r>
+      <w:proofErr w:type="spellStart"/>
       <w:r>
         <w:rPr>
           <w:b/>
@@ -1762,6 +1700,7 @@
         </w:rPr>
         <w:t>pwd</w:t>
       </w:r>
+      <w:proofErr w:type="spellEnd"/>
       <w:r>
         <w:t xml:space="preserve"> and press </w:t>
       </w:r>
@@ -1785,7 +1724,6 @@
         </w:numPr>
       </w:pPr>
       <w:r>
-        <w:lastRenderedPageBreak/>
         <w:t xml:space="preserve">Did your current working directory change? </w:t>
       </w:r>
     </w:p>
@@ -1894,6 +1832,7 @@
       <w:r>
         <w:t xml:space="preserve">At the command prompt, type </w:t>
       </w:r>
+      <w:proofErr w:type="spellStart"/>
       <w:r>
         <w:rPr>
           <w:b/>
@@ -1901,6 +1840,7 @@
         </w:rPr>
         <w:t>pwd</w:t>
       </w:r>
+      <w:proofErr w:type="spellEnd"/>
       <w:r>
         <w:t xml:space="preserve"> and press </w:t>
       </w:r>
@@ -1963,10 +1903,11 @@
         </w:numPr>
       </w:pPr>
       <w:r>
+        <w:lastRenderedPageBreak/>
         <w:t>Which command discussed earlier performs the same function as the cd ~ command?</w:t>
       </w:r>
-      <w:bookmarkStart w:id="9" w:name="PageEnd_124"/>
-      <w:bookmarkEnd w:id="9"/>
+      <w:bookmarkStart w:id="7" w:name="PageEnd_124"/>
+      <w:bookmarkEnd w:id="7"/>
     </w:p>
     <w:sdt>
       <w:sdtPr>
@@ -2032,6 +1973,7 @@
       <w:r>
         <w:t xml:space="preserve">At the command prompt, type </w:t>
       </w:r>
+      <w:proofErr w:type="spellStart"/>
       <w:r>
         <w:rPr>
           <w:b/>
@@ -2039,6 +1981,7 @@
         </w:rPr>
         <w:t>pwd</w:t>
       </w:r>
+      <w:proofErr w:type="spellEnd"/>
       <w:r>
         <w:t xml:space="preserve"> and press </w:t>
       </w:r>
@@ -2165,6 +2108,7 @@
       <w:r>
         <w:t xml:space="preserve">ype </w:t>
       </w:r>
+      <w:proofErr w:type="spellStart"/>
       <w:r>
         <w:rPr>
           <w:b/>
@@ -2172,6 +2116,7 @@
         </w:rPr>
         <w:t>pwd</w:t>
       </w:r>
+      <w:proofErr w:type="spellEnd"/>
       <w:r>
         <w:t xml:space="preserve"> </w:t>
       </w:r>
@@ -2211,7 +2156,23 @@
           <w:b/>
           <w:bCs/>
         </w:rPr>
-        <w:t>cd /etc/samba</w:t>
+        <w:t>cd /</w:t>
+      </w:r>
+      <w:proofErr w:type="spellStart"/>
+      <w:r>
+        <w:rPr>
+          <w:b/>
+          <w:bCs/>
+        </w:rPr>
+        <w:t>etc</w:t>
+      </w:r>
+      <w:proofErr w:type="spellEnd"/>
+      <w:r>
+        <w:rPr>
+          <w:b/>
+          <w:bCs/>
+        </w:rPr>
+        <w:t>/samba</w:t>
       </w:r>
       <w:r>
         <w:t xml:space="preserve"> and press </w:t>
@@ -2241,6 +2202,7 @@
       <w:r>
         <w:t xml:space="preserve">ype </w:t>
       </w:r>
+      <w:proofErr w:type="spellStart"/>
       <w:r>
         <w:rPr>
           <w:b/>
@@ -2248,6 +2210,7 @@
         </w:rPr>
         <w:t>pwd</w:t>
       </w:r>
+      <w:proofErr w:type="spellEnd"/>
       <w:r>
         <w:t xml:space="preserve"> and press </w:t>
       </w:r>
@@ -2259,7 +2222,15 @@
         <w:t>Enter</w:t>
       </w:r>
       <w:r>
-        <w:t xml:space="preserve"> at the command prompt to ensure that you have changed to the /etc/samba directory.</w:t>
+        <w:t xml:space="preserve"> at the command prompt to ensure that you have changed to the /</w:t>
+      </w:r>
+      <w:proofErr w:type="spellStart"/>
+      <w:r>
+        <w:t>etc</w:t>
+      </w:r>
+      <w:proofErr w:type="spellEnd"/>
+      <w:r>
+        <w:t>/samba directory.</w:t>
       </w:r>
     </w:p>
     <w:sdt>
@@ -2329,6 +2300,7 @@
       <w:r>
         <w:t xml:space="preserve">Verify that you are in the target directory by typing the </w:t>
       </w:r>
+      <w:proofErr w:type="spellStart"/>
       <w:r>
         <w:rPr>
           <w:b/>
@@ -2336,6 +2308,7 @@
         </w:rPr>
         <w:t>pwd</w:t>
       </w:r>
+      <w:proofErr w:type="spellEnd"/>
       <w:r>
         <w:t xml:space="preserve"> command at a command prompt and press </w:t>
       </w:r>
@@ -2385,6 +2358,7 @@
       <w:r>
         <w:t xml:space="preserve">Type </w:t>
       </w:r>
+      <w:proofErr w:type="spellStart"/>
       <w:r>
         <w:rPr>
           <w:b/>
@@ -2392,6 +2366,7 @@
         </w:rPr>
         <w:t>poweroff</w:t>
       </w:r>
+      <w:proofErr w:type="spellEnd"/>
       <w:r>
         <w:t xml:space="preserve"> </w:t>
       </w:r>
@@ -2406,14 +2381,14 @@
       <w:pPr>
         <w:pStyle w:val="Heading1"/>
       </w:pPr>
-      <w:bookmarkStart w:id="10" w:name="_Toc171857433"/>
+      <w:bookmarkStart w:id="8" w:name="_Toc209035138"/>
       <w:r>
         <w:t>Project 3-2</w:t>
       </w:r>
       <w:r>
         <w:t>: BASH Tab-completion</w:t>
       </w:r>
-      <w:bookmarkEnd w:id="10"/>
+      <w:bookmarkEnd w:id="8"/>
     </w:p>
     <w:p>
       <w:r>
@@ -2428,6 +2403,7 @@
     </w:p>
     <w:p>
       <w:r>
+        <w:lastRenderedPageBreak/>
         <w:t>In this hands-on project, you navigate the Linux filesystem using the Tab-completion feature of the BASH shell.</w:t>
       </w:r>
     </w:p>
@@ -2452,31 +2428,17 @@
         </w:numPr>
       </w:pPr>
       <w:r>
-        <w:t xml:space="preserve">At the command prompt, type </w:t>
+        <w:t xml:space="preserve">Type </w:t>
       </w:r>
       <w:r>
         <w:rPr>
           <w:b/>
           <w:bCs/>
         </w:rPr>
-        <w:t xml:space="preserve">cd </w:t>
-      </w:r>
-      <w:r>
-        <w:rPr>
-          <w:b/>
-          <w:bCs/>
-        </w:rPr>
-        <w:t>..</w:t>
-      </w:r>
-      <w:r>
-        <w:t xml:space="preserve"> and press </w:t>
-      </w:r>
-      <w:r>
-        <w:rPr>
-          <w:b/>
-          <w:bCs/>
-        </w:rPr>
-        <w:t>Enter</w:t>
+        <w:t>cd ~</w:t>
+      </w:r>
+      <w:r>
+        <w:t xml:space="preserve"> to make sure you are in your home directory</w:t>
       </w:r>
       <w:r>
         <w:t>.</w:t>
@@ -2490,12 +2452,8 @@
           <w:numId w:val="4"/>
         </w:numPr>
       </w:pPr>
-      <w:bookmarkStart w:id="11" w:name="_Hlk177304538"/>
-      <w:r>
-        <w:t>T</w:t>
-      </w:r>
-      <w:r>
-        <w:t xml:space="preserve">ype </w:t>
+      <w:r>
+        <w:t xml:space="preserve">At the command prompt, type </w:t>
       </w:r>
       <w:r>
         <w:rPr>
@@ -2509,36 +2467,79 @@
           <w:b/>
           <w:bCs/>
         </w:rPr>
-        <w:t>ho</w:t>
-      </w:r>
-      <w:r>
-        <w:t xml:space="preserve"> at the command prompt </w:t>
-      </w:r>
-      <w:r>
-        <w:sym w:font="Wingdings" w:char="F0E0"/>
-      </w:r>
-      <w:r>
-        <w:t xml:space="preserve"> press </w:t>
+        <w:t>..</w:t>
+      </w:r>
+      <w:r>
+        <w:t xml:space="preserve"> and press </w:t>
       </w:r>
       <w:r>
         <w:rPr>
           <w:b/>
           <w:bCs/>
         </w:rPr>
-        <w:t>Tab</w:t>
-      </w:r>
-      <w:r>
-        <w:t xml:space="preserve"> three times</w:t>
+        <w:t>Enter</w:t>
+      </w:r>
+      <w:r>
+        <w:t>.</w:t>
+      </w:r>
+    </w:p>
+    <w:p>
+      <w:pPr>
+        <w:pStyle w:val="ListParagraph"/>
+        <w:numPr>
+          <w:ilvl w:val="0"/>
+          <w:numId w:val="4"/>
+        </w:numPr>
+      </w:pPr>
+      <w:bookmarkStart w:id="9" w:name="_Hlk177304538"/>
+      <w:r>
+        <w:t>T</w:t>
+      </w:r>
+      <w:r>
+        <w:t xml:space="preserve">ype </w:t>
       </w:r>
       <w:r>
         <w:rPr>
           <w:b/>
           <w:bCs/>
         </w:rPr>
+        <w:t xml:space="preserve">cd </w:t>
+      </w:r>
+      <w:r>
+        <w:rPr>
+          <w:b/>
+          <w:bCs/>
+        </w:rPr>
+        <w:t>ho</w:t>
+      </w:r>
+      <w:r>
+        <w:t xml:space="preserve"> at the command prompt </w:t>
+      </w:r>
+      <w:r>
+        <w:sym w:font="Wingdings" w:char="F0E0"/>
+      </w:r>
+      <w:r>
+        <w:t xml:space="preserve"> press </w:t>
+      </w:r>
+      <w:r>
+        <w:rPr>
+          <w:b/>
+          <w:bCs/>
+        </w:rPr>
+        <w:t>Tab</w:t>
+      </w:r>
+      <w:r>
+        <w:t xml:space="preserve"> three times</w:t>
+      </w:r>
+      <w:r>
+        <w:rPr>
+          <w:b/>
+          <w:bCs/>
+        </w:rPr>
         <w:t>.</w:t>
       </w:r>
     </w:p>
-    <w:bookmarkEnd w:id="11"/>
+    <w:bookmarkEnd w:id="9"/>
     <w:p>
       <w:pPr>
         <w:pStyle w:val="ListParagraph"/>
@@ -2744,6 +2745,7 @@
       <w:r>
         <w:t xml:space="preserve">Type the letter </w:t>
       </w:r>
+      <w:proofErr w:type="spellStart"/>
       <w:r>
         <w:rPr>
           <w:b/>
@@ -2751,6 +2753,7 @@
         </w:rPr>
         <w:t>i</w:t>
       </w:r>
+      <w:proofErr w:type="spellEnd"/>
       <w:r>
         <w:t xml:space="preserve">. Notice that the command now reads “cd bi.” Press the </w:t>
       </w:r>
@@ -2774,7 +2777,6 @@
         </w:numPr>
       </w:pPr>
       <w:r>
-        <w:lastRenderedPageBreak/>
         <w:t>Which directory did it expand to? Why?</w:t>
       </w:r>
     </w:p>
@@ -2898,7 +2900,7 @@
         <w:t>How many subdirectories under the root begin with “m”?</w:t>
       </w:r>
     </w:p>
-    <w:bookmarkStart w:id="12" w:name="_Hlk504637195" w:displacedByCustomXml="next"/>
+    <w:bookmarkStart w:id="10" w:name="_Hlk504637195" w:displacedByCustomXml="next"/>
     <w:sdt>
       <w:sdtPr>
         <w:rPr>
@@ -2928,7 +2930,7 @@
         </w:p>
       </w:sdtContent>
     </w:sdt>
-    <w:bookmarkEnd w:id="12" w:displacedByCustomXml="prev"/>
+    <w:bookmarkEnd w:id="10" w:displacedByCustomXml="prev"/>
     <w:p>
       <w:pPr>
         <w:pStyle w:val="ListParagraph"/>
@@ -2970,6 +2972,7 @@
         </w:numPr>
       </w:pPr>
       <w:r>
+        <w:lastRenderedPageBreak/>
         <w:t xml:space="preserve">Press </w:t>
       </w:r>
       <w:r>
@@ -2982,6 +2985,7 @@
       <w:r>
         <w:t xml:space="preserve"> to execute the command at the command prompt. Next, type the </w:t>
       </w:r>
+      <w:proofErr w:type="spellStart"/>
       <w:r>
         <w:rPr>
           <w:b/>
@@ -2989,6 +2993,7 @@
         </w:rPr>
         <w:t>pwd</w:t>
       </w:r>
+      <w:proofErr w:type="spellEnd"/>
       <w:r>
         <w:t xml:space="preserve"> command and press </w:t>
       </w:r>
@@ -3007,9 +3012,9 @@
       <w:pPr>
         <w:pStyle w:val="Heading1"/>
       </w:pPr>
-      <w:bookmarkStart w:id="13" w:name="PageEnd_125"/>
-      <w:bookmarkStart w:id="14" w:name="_Toc171857434"/>
-      <w:bookmarkEnd w:id="13"/>
+      <w:bookmarkStart w:id="11" w:name="PageEnd_125"/>
+      <w:bookmarkStart w:id="12" w:name="_Toc209035139"/>
+      <w:bookmarkEnd w:id="11"/>
       <w:r>
         <w:t>Project 3-</w:t>
       </w:r>
@@ -3019,7 +3024,7 @@
       <w:r>
         <w:t>: ls Wildcard Metacharacters</w:t>
       </w:r>
-      <w:bookmarkEnd w:id="14"/>
+      <w:bookmarkEnd w:id="12"/>
     </w:p>
     <w:p>
       <w:r>
@@ -3072,10 +3077,10 @@
           <w:b/>
           <w:bCs/>
         </w:rPr>
-        <w:t>touch sample</w:t>
-      </w:r>
-      <w:r>
-        <w:t xml:space="preserve"> to create a blank text document.</w:t>
+        <w:t>cd ~</w:t>
+      </w:r>
+      <w:r>
+        <w:t xml:space="preserve"> to make sure you are in your home directory.</w:t>
       </w:r>
     </w:p>
     <w:p>
@@ -3094,7 +3099,7 @@
           <w:b/>
           <w:bCs/>
         </w:rPr>
-        <w:t>touch sample2</w:t>
+        <w:t>touch sample</w:t>
       </w:r>
       <w:r>
         <w:t xml:space="preserve"> to create a blank text document.</w:t>
@@ -3116,14 +3121,7 @@
           <w:b/>
           <w:bCs/>
         </w:rPr>
-        <w:t>touch sample3</w:t>
-      </w:r>
-      <w:r>
-        <w:rPr>
-          <w:b/>
-          <w:bCs/>
-        </w:rPr>
-        <w:t>3</w:t>
+        <w:t>touch sample2</w:t>
       </w:r>
       <w:r>
         <w:t xml:space="preserve"> to create a blank text document.</w:t>
@@ -3148,6 +3146,13 @@
         <w:t>touch sample3</w:t>
       </w:r>
       <w:r>
+        <w:rPr>
+          <w:b/>
+          <w:bCs/>
+        </w:rPr>
+        <w:t>3</w:t>
+      </w:r>
+      <w:r>
         <w:t xml:space="preserve"> to create a blank text document.</w:t>
       </w:r>
     </w:p>
@@ -3160,46 +3165,17 @@
         </w:numPr>
       </w:pPr>
       <w:r>
-        <w:t xml:space="preserve">At the command prompt, type </w:t>
+        <w:t xml:space="preserve">Type </w:t>
       </w:r>
       <w:r>
         <w:rPr>
           <w:b/>
           <w:bCs/>
         </w:rPr>
-        <w:t>pwd</w:t>
-      </w:r>
-      <w:r>
-        <w:t xml:space="preserve"> </w:t>
-      </w:r>
-      <w:r>
-        <w:t xml:space="preserve"> press </w:t>
-      </w:r>
-      <w:r>
-        <w:rPr>
-          <w:b/>
-          <w:bCs/>
-        </w:rPr>
-        <w:t>Enter</w:t>
-      </w:r>
-      <w:r>
-        <w:t>, and ensure /</w:t>
-      </w:r>
-      <w:r>
-        <w:t>user</w:t>
-      </w:r>
-      <w:r>
-        <w:t xml:space="preserve"> is displayed showing that you are in the root user’s home folder. At the command prompt, type </w:t>
-      </w:r>
-      <w:r>
-        <w:rPr>
-          <w:b/>
-          <w:bCs/>
-        </w:rPr>
-        <w:t>ls</w:t>
-      </w:r>
-      <w:r>
-        <w:t xml:space="preserve"> (Lower case l)</w:t>
+        <w:t>touch sample3</w:t>
+      </w:r>
+      <w:r>
+        <w:t xml:space="preserve"> to create a blank text document.</w:t>
       </w:r>
     </w:p>
     <w:p>
@@ -3211,14 +3187,91 @@
         </w:numPr>
       </w:pPr>
       <w:r>
-        <w:t xml:space="preserve">How many files with a name beginning with the word “sample” exist in </w:t>
-      </w:r>
+        <w:t xml:space="preserve">At the command prompt, type </w:t>
+      </w:r>
+      <w:proofErr w:type="spellStart"/>
       <w:r>
         <w:rPr>
           <w:b/>
           <w:bCs/>
         </w:rPr>
-        <w:t>/root</w:t>
+        <w:t>pwd</w:t>
+      </w:r>
+      <w:proofErr w:type="spellEnd"/>
+      <w:r>
+        <w:t xml:space="preserve"> </w:t>
+      </w:r>
+      <w:r>
+        <w:t xml:space="preserve"> press </w:t>
+      </w:r>
+      <w:r>
+        <w:rPr>
+          <w:b/>
+          <w:bCs/>
+        </w:rPr>
+        <w:t>Enter</w:t>
+      </w:r>
+      <w:r>
+        <w:t xml:space="preserve">, and ensure </w:t>
+      </w:r>
+      <w:r>
+        <w:rPr>
+          <w:b/>
+          <w:bCs/>
+        </w:rPr>
+        <w:t>/</w:t>
+      </w:r>
+      <w:r>
+        <w:rPr>
+          <w:b/>
+          <w:bCs/>
+        </w:rPr>
+        <w:t>user</w:t>
+      </w:r>
+      <w:r>
+        <w:t xml:space="preserve"> is displayed showing that you are in the</w:t>
+      </w:r>
+      <w:r>
+        <w:t xml:space="preserve"> </w:t>
+      </w:r>
+      <w:r>
+        <w:t xml:space="preserve">user’s home folder. At the command prompt, type </w:t>
+      </w:r>
+      <w:r>
+        <w:rPr>
+          <w:b/>
+          <w:bCs/>
+        </w:rPr>
+        <w:t>ls</w:t>
+      </w:r>
+      <w:r>
+        <w:t xml:space="preserve"> (Lower case l)</w:t>
+      </w:r>
+    </w:p>
+    <w:p>
+      <w:pPr>
+        <w:pStyle w:val="ListParagraph"/>
+        <w:numPr>
+          <w:ilvl w:val="0"/>
+          <w:numId w:val="5"/>
+        </w:numPr>
+      </w:pPr>
+      <w:r>
+        <w:t xml:space="preserve">How many files with a name beginning with the word “sample” exist in </w:t>
+      </w:r>
+      <w:r>
+        <w:rPr>
+          <w:b/>
+          <w:bCs/>
+        </w:rPr>
+        <w:t>/</w:t>
+      </w:r>
+      <w:r>
+        <w:rPr>
+          <w:b/>
+          <w:bCs/>
+        </w:rPr>
+        <w:t>user</w:t>
       </w:r>
       <w:r>
         <w:t>?</w:t>
@@ -3307,7 +3360,6 @@
         </w:numPr>
       </w:pPr>
       <w:r>
-        <w:lastRenderedPageBreak/>
         <w:t xml:space="preserve">At the command prompt, type </w:t>
       </w:r>
       <w:r>
@@ -3467,6 +3519,7 @@
         </w:numPr>
       </w:pPr>
       <w:r>
+        <w:lastRenderedPageBreak/>
         <w:t xml:space="preserve">At the command prompt, type </w:t>
       </w:r>
       <w:r>
@@ -3530,6 +3583,7 @@
       <w:r>
         <w:t xml:space="preserve">Type </w:t>
       </w:r>
+      <w:proofErr w:type="spellStart"/>
       <w:r>
         <w:rPr>
           <w:b/>
@@ -3537,6 +3591,7 @@
         </w:rPr>
         <w:t>poweroff</w:t>
       </w:r>
+      <w:proofErr w:type="spellEnd"/>
       <w:r>
         <w:t xml:space="preserve"> </w:t>
       </w:r>
@@ -3548,11 +3603,11 @@
       <w:pPr>
         <w:pStyle w:val="Heading2"/>
       </w:pPr>
-      <w:bookmarkStart w:id="15" w:name="_Toc171857435"/>
+      <w:bookmarkStart w:id="13" w:name="_Toc209035140"/>
       <w:r>
         <w:t>Assignment Submission</w:t>
       </w:r>
-      <w:bookmarkEnd w:id="15"/>
+      <w:bookmarkEnd w:id="13"/>
     </w:p>
     <w:p>
       <w:r>
@@ -3560,12 +3615,7 @@
       </w:r>
     </w:p>
     <w:sectPr>
-      <w:headerReference w:type="even" r:id="rId9"/>
-      <w:headerReference w:type="default" r:id="rId10"/>
-      <w:footerReference w:type="even" r:id="rId11"/>
-      <w:footerReference w:type="default" r:id="rId12"/>
-      <w:headerReference w:type="first" r:id="rId13"/>
-      <w:footerReference w:type="first" r:id="rId14"/>
+      <w:footerReference w:type="default" r:id="rId9"/>
       <w:pgSz w:w="12240" w:h="15840"/>
       <w:pgMar w:top="1440" w:right="1440" w:bottom="1440" w:left="1440" w:header="720" w:footer="720" w:gutter="0"/>
       <w:cols w:space="720"/>
@@ -3576,7 +3626,7 @@
 </file>
 
 <file path=word/endnotes.xml><?xml version="1.0" encoding="utf-8"?>
-<w:endnotes xmlns:wpc="http://schemas.microsoft.com/office/word/2010/wordprocessingCanvas" xmlns:cx="http://schemas.microsoft.com/office/drawing/2014/chartex" xmlns:cx1="http://schemas.microsoft.com/office/drawing/2015/9/8/chartex" xmlns:cx2="http://schemas.microsoft.com/office/drawing/2015/10/21/chartex" xmlns:cx3="http://schemas.microsoft.com/office/drawing/2016/5/9/chartex" xmlns:cx4="http://schemas.microsoft.com/office/drawing/2016/5/10/chartex" xmlns:cx5="http://schemas.microsoft.com/office/drawing/2016/5/11/chartex" xmlns:cx6="http://schemas.microsoft.com/office/drawing/2016/5/12/chartex" xmlns:cx7="http://schemas.microsoft.com/office/drawing/2016/5/13/chartex" xmlns:cx8="http://schemas.microsoft.com/office/drawing/2016/5/14/chartex" xmlns:mc="http://schemas.openxmlformats.org/markup-compatibility/2006" xmlns:aink="http://schemas.microsoft.com/office/drawing/2016/ink" xmlns:am3d="http://schemas.microsoft.com/office/drawing/2017/model3d" xmlns:o="urn:schemas-microsoft-com:office:office" xmlns:oel="http://schemas.microsoft.com/office/2019/extlst" xmlns:r="http://schemas.openxmlformats.org/officeDocument/2006/relationships" xmlns:m="http://schemas.openxmlformats.org/officeDocument/2006/math" xmlns:v="urn:schemas-microsoft-com:vml" xmlns:wp14="http://schemas.microsoft.com/office/word/2010/wordprocessingDrawing" xmlns:wp="http://schemas.openxmlformats.org/drawingml/2006/wordprocessingDrawing" xmlns:w10="urn:schemas-microsoft-com:office:word" xmlns:w="http://schemas.openxmlformats.org/wordprocessingml/2006/main" xmlns:w14="http://schemas.microsoft.com/office/word/2010/wordml" xmlns:w15="http://schemas.microsoft.com/office/word/2012/wordml" xmlns:w16cex="http://schemas.microsoft.com/office/word/2018/wordml/cex" xmlns:w16cid="http://schemas.microsoft.com/office/word/2016/wordml/cid" xmlns:w16="http://schemas.microsoft.com/office/word/2018/wordml" xmlns:w16du="http://schemas.microsoft.com/office/word/2023/wordml/word16du" xmlns:w16sdtdh="http://schemas.microsoft.com/office/word/2020/wordml/sdtdatahash" xmlns:w16se="http://schemas.microsoft.com/office/word/2015/wordml/symex" xmlns:wpg="http://schemas.microsoft.com/office/word/2010/wordprocessingGroup" xmlns:wpi="http://schemas.microsoft.com/office/word/2010/wordprocessingInk" xmlns:wne="http://schemas.microsoft.com/office/word/2006/wordml" xmlns:wps="http://schemas.microsoft.com/office/word/2010/wordprocessingShape" mc:Ignorable="w14 w15 w16se w16cid w16 w16cex w16sdtdh w16du wp14">
+<w:endnotes xmlns:wpc="http://schemas.microsoft.com/office/word/2010/wordprocessingCanvas" xmlns:cx="http://schemas.microsoft.com/office/drawing/2014/chartex" xmlns:cx1="http://schemas.microsoft.com/office/drawing/2015/9/8/chartex" xmlns:cx2="http://schemas.microsoft.com/office/drawing/2015/10/21/chartex" xmlns:cx3="http://schemas.microsoft.com/office/drawing/2016/5/9/chartex" xmlns:cx4="http://schemas.microsoft.com/office/drawing/2016/5/10/chartex" xmlns:cx5="http://schemas.microsoft.com/office/drawing/2016/5/11/chartex" xmlns:cx6="http://schemas.microsoft.com/office/drawing/2016/5/12/chartex" xmlns:cx7="http://schemas.microsoft.com/office/drawing/2016/5/13/chartex" xmlns:cx8="http://schemas.microsoft.com/office/drawing/2016/5/14/chartex" xmlns:mc="http://schemas.openxmlformats.org/markup-compatibility/2006" xmlns:aink="http://schemas.microsoft.com/office/drawing/2016/ink" xmlns:am3d="http://schemas.microsoft.com/office/drawing/2017/model3d" xmlns:o="urn:schemas-microsoft-com:office:office" xmlns:oel="http://schemas.microsoft.com/office/2019/extlst" xmlns:r="http://schemas.openxmlformats.org/officeDocument/2006/relationships" xmlns:m="http://schemas.openxmlformats.org/officeDocument/2006/math" xmlns:v="urn:schemas-microsoft-com:vml" xmlns:wp14="http://schemas.microsoft.com/office/word/2010/wordprocessingDrawing" xmlns:wp="http://schemas.openxmlformats.org/drawingml/2006/wordprocessingDrawing" xmlns:w10="urn:schemas-microsoft-com:office:word" xmlns:w="http://schemas.openxmlformats.org/wordprocessingml/2006/main" xmlns:w14="http://schemas.microsoft.com/office/word/2010/wordml" xmlns:w15="http://schemas.microsoft.com/office/word/2012/wordml" xmlns:w16cex="http://schemas.microsoft.com/office/word/2018/wordml/cex" xmlns:w16cid="http://schemas.microsoft.com/office/word/2016/wordml/cid" xmlns:w16="http://schemas.microsoft.com/office/word/2018/wordml" xmlns:w16du="http://schemas.microsoft.com/office/word/2023/wordml/word16du" xmlns:w16sdtdh="http://schemas.microsoft.com/office/word/2020/wordml/sdtdatahash" xmlns:w16sdtfl="http://schemas.microsoft.com/office/word/2024/wordml/sdtformatlock" xmlns:w16se="http://schemas.microsoft.com/office/word/2015/wordml/symex" xmlns:wpg="http://schemas.microsoft.com/office/word/2010/wordprocessingGroup" xmlns:wpi="http://schemas.microsoft.com/office/word/2010/wordprocessingInk" xmlns:wne="http://schemas.microsoft.com/office/word/2006/wordml" xmlns:wps="http://schemas.microsoft.com/office/word/2010/wordprocessingShape" mc:Ignorable="w14 w15 w16se w16cid w16 w16cex w16sdtdh w16sdtfl w16du wp14">
   <w:endnote w:type="separator" w:id="-1">
     <w:p>
       <w:r>
@@ -3595,17 +3645,7 @@
 </file>
 
 <file path=word/footer1.xml><?xml version="1.0" encoding="utf-8"?>
-<w:ftr xmlns:wpc="http://schemas.microsoft.com/office/word/2010/wordprocessingCanvas" xmlns:cx="http://schemas.microsoft.com/office/drawing/2014/chartex" xmlns:cx1="http://schemas.microsoft.com/office/drawing/2015/9/8/chartex" xmlns:cx2="http://schemas.microsoft.com/office/drawing/2015/10/21/chartex" xmlns:cx3="http://schemas.microsoft.com/office/drawing/2016/5/9/chartex" xmlns:cx4="http://schemas.microsoft.com/office/drawing/2016/5/10/chartex" xmlns:cx5="http://schemas.microsoft.com/office/drawing/2016/5/11/chartex" xmlns:cx6="http://schemas.microsoft.com/office/drawing/2016/5/12/chartex" xmlns:cx7="http://schemas.microsoft.com/office/drawing/2016/5/13/chartex" xmlns:cx8="http://schemas.microsoft.com/office/drawing/2016/5/14/chartex" xmlns:mc="http://schemas.openxmlformats.org/markup-compatibility/2006" xmlns:aink="http://schemas.microsoft.com/office/drawing/2016/ink" xmlns:am3d="http://schemas.microsoft.com/office/drawing/2017/model3d" xmlns:o="urn:schemas-microsoft-com:office:office" xmlns:oel="http://schemas.microsoft.com/office/2019/extlst" xmlns:r="http://schemas.openxmlformats.org/officeDocument/2006/relationships" xmlns:m="http://schemas.openxmlformats.org/officeDocument/2006/math" xmlns:v="urn:schemas-microsoft-com:vml" xmlns:wp14="http://schemas.microsoft.com/office/word/2010/wordprocessingDrawing" xmlns:wp="http://schemas.openxmlformats.org/drawingml/2006/wordprocessingDrawing" xmlns:w10="urn:schemas-microsoft-com:office:word" xmlns:w="http://schemas.openxmlformats.org/wordprocessingml/2006/main" xmlns:w14="http://schemas.microsoft.com/office/word/2010/wordml" xmlns:w15="http://schemas.microsoft.com/office/word/2012/wordml" xmlns:w16cex="http://schemas.microsoft.com/office/word/2018/wordml/cex" xmlns:w16cid="http://schemas.microsoft.com/office/word/2016/wordml/cid" xmlns:w16="http://schemas.microsoft.com/office/word/2018/wordml" xmlns:w16du="http://schemas.microsoft.com/office/word/2023/wordml/word16du" xmlns:w16sdtdh="http://schemas.microsoft.com/office/word/2020/wordml/sdtdatahash" xmlns:w16se="http://schemas.microsoft.com/office/word/2015/wordml/symex" xmlns:wpg="http://schemas.microsoft.com/office/word/2010/wordprocessingGroup" xmlns:wpi="http://schemas.microsoft.com/office/word/2010/wordprocessingInk" xmlns:wne="http://schemas.microsoft.com/office/word/2006/wordml" xmlns:wps="http://schemas.microsoft.com/office/word/2010/wordprocessingShape" mc:Ignorable="w14 w15 w16se w16cid w16 w16cex w16sdtdh w16du wp14">
-  <w:p>
-    <w:pPr>
-      <w:pStyle w:val="Footer"/>
-    </w:pPr>
-  </w:p>
-</w:ftr>
-</file>
-
-<file path=word/footer2.xml><?xml version="1.0" encoding="utf-8"?>
-<w:ftr xmlns:wpc="http://schemas.microsoft.com/office/word/2010/wordprocessingCanvas" xmlns:cx="http://schemas.microsoft.com/office/drawing/2014/chartex" xmlns:cx1="http://schemas.microsoft.com/office/drawing/2015/9/8/chartex" xmlns:cx2="http://schemas.microsoft.com/office/drawing/2015/10/21/chartex" xmlns:cx3="http://schemas.microsoft.com/office/drawing/2016/5/9/chartex" xmlns:cx4="http://schemas.microsoft.com/office/drawing/2016/5/10/chartex" xmlns:cx5="http://schemas.microsoft.com/office/drawing/2016/5/11/chartex" xmlns:cx6="http://schemas.microsoft.com/office/drawing/2016/5/12/chartex" xmlns:cx7="http://schemas.microsoft.com/office/drawing/2016/5/13/chartex" xmlns:cx8="http://schemas.microsoft.com/office/drawing/2016/5/14/chartex" xmlns:mc="http://schemas.openxmlformats.org/markup-compatibility/2006" xmlns:aink="http://schemas.microsoft.com/office/drawing/2016/ink" xmlns:am3d="http://schemas.microsoft.com/office/drawing/2017/model3d" xmlns:o="urn:schemas-microsoft-com:office:office" xmlns:oel="http://schemas.microsoft.com/office/2019/extlst" xmlns:r="http://schemas.openxmlformats.org/officeDocument/2006/relationships" xmlns:m="http://schemas.openxmlformats.org/officeDocument/2006/math" xmlns:v="urn:schemas-microsoft-com:vml" xmlns:wp14="http://schemas.microsoft.com/office/word/2010/wordprocessingDrawing" xmlns:wp="http://schemas.openxmlformats.org/drawingml/2006/wordprocessingDrawing" xmlns:w10="urn:schemas-microsoft-com:office:word" xmlns:w="http://schemas.openxmlformats.org/wordprocessingml/2006/main" xmlns:w14="http://schemas.microsoft.com/office/word/2010/wordml" xmlns:w15="http://schemas.microsoft.com/office/word/2012/wordml" xmlns:w16cex="http://schemas.microsoft.com/office/word/2018/wordml/cex" xmlns:w16cid="http://schemas.microsoft.com/office/word/2016/wordml/cid" xmlns:w16="http://schemas.microsoft.com/office/word/2018/wordml" xmlns:w16du="http://schemas.microsoft.com/office/word/2023/wordml/word16du" xmlns:w16sdtdh="http://schemas.microsoft.com/office/word/2020/wordml/sdtdatahash" xmlns:w16se="http://schemas.microsoft.com/office/word/2015/wordml/symex" xmlns:wpg="http://schemas.microsoft.com/office/word/2010/wordprocessingGroup" xmlns:wpi="http://schemas.microsoft.com/office/word/2010/wordprocessingInk" xmlns:wne="http://schemas.microsoft.com/office/word/2006/wordml" xmlns:wps="http://schemas.microsoft.com/office/word/2010/wordprocessingShape" mc:Ignorable="w14 w15 w16se w16cid w16 w16cex w16sdtdh w16du wp14">
+<w:ftr xmlns:wpc="http://schemas.microsoft.com/office/word/2010/wordprocessingCanvas" xmlns:cx="http://schemas.microsoft.com/office/drawing/2014/chartex" xmlns:cx1="http://schemas.microsoft.com/office/drawing/2015/9/8/chartex" xmlns:cx2="http://schemas.microsoft.com/office/drawing/2015/10/21/chartex" xmlns:cx3="http://schemas.microsoft.com/office/drawing/2016/5/9/chartex" xmlns:cx4="http://schemas.microsoft.com/office/drawing/2016/5/10/chartex" xmlns:cx5="http://schemas.microsoft.com/office/drawing/2016/5/11/chartex" xmlns:cx6="http://schemas.microsoft.com/office/drawing/2016/5/12/chartex" xmlns:cx7="http://schemas.microsoft.com/office/drawing/2016/5/13/chartex" xmlns:cx8="http://schemas.microsoft.com/office/drawing/2016/5/14/chartex" xmlns:mc="http://schemas.openxmlformats.org/markup-compatibility/2006" xmlns:aink="http://schemas.microsoft.com/office/drawing/2016/ink" xmlns:am3d="http://schemas.microsoft.com/office/drawing/2017/model3d" xmlns:o="urn:schemas-microsoft-com:office:office" xmlns:oel="http://schemas.microsoft.com/office/2019/extlst" xmlns:r="http://schemas.openxmlformats.org/officeDocument/2006/relationships" xmlns:m="http://schemas.openxmlformats.org/officeDocument/2006/math" xmlns:v="urn:schemas-microsoft-com:vml" xmlns:wp14="http://schemas.microsoft.com/office/word/2010/wordprocessingDrawing" xmlns:wp="http://schemas.openxmlformats.org/drawingml/2006/wordprocessingDrawing" xmlns:w10="urn:schemas-microsoft-com:office:word" xmlns:w="http://schemas.openxmlformats.org/wordprocessingml/2006/main" xmlns:w14="http://schemas.microsoft.com/office/word/2010/wordml" xmlns:w15="http://schemas.microsoft.com/office/word/2012/wordml" xmlns:w16cex="http://schemas.microsoft.com/office/word/2018/wordml/cex" xmlns:w16cid="http://schemas.microsoft.com/office/word/2016/wordml/cid" xmlns:w16="http://schemas.microsoft.com/office/word/2018/wordml" xmlns:w16du="http://schemas.microsoft.com/office/word/2023/wordml/word16du" xmlns:w16sdtdh="http://schemas.microsoft.com/office/word/2020/wordml/sdtdatahash" xmlns:w16sdtfl="http://schemas.microsoft.com/office/word/2024/wordml/sdtformatlock" xmlns:w16se="http://schemas.microsoft.com/office/word/2015/wordml/symex" xmlns:wpg="http://schemas.microsoft.com/office/word/2010/wordprocessingGroup" xmlns:wpi="http://schemas.microsoft.com/office/word/2010/wordprocessingInk" xmlns:wne="http://schemas.microsoft.com/office/word/2006/wordml" xmlns:wps="http://schemas.microsoft.com/office/word/2010/wordprocessingShape" mc:Ignorable="w14 w15 w16se w16cid w16 w16cex w16sdtdh w16sdtfl w16du wp14">
   <w:p>
     <w:pPr>
       <w:pStyle w:val="Footer"/>
@@ -3647,27 +3687,14 @@
     <w:r>
       <w:t xml:space="preserve"> of </w:t>
     </w:r>
-    <w:r>
-      <w:fldChar w:fldCharType="begin"/>
-    </w:r>
-    <w:r>
-      <w:instrText xml:space="preserve"> NUMPAGES </w:instrText>
-    </w:r>
-    <w:r>
-      <w:fldChar w:fldCharType="separate"/>
-    </w:r>
-    <w:r>
-      <w:rPr>
-        <w:noProof/>
-      </w:rPr>
-      <w:t>12</w:t>
-    </w:r>
-    <w:r>
-      <w:rPr>
-        <w:noProof/>
-      </w:rPr>
-      <w:fldChar w:fldCharType="end"/>
-    </w:r>
+    <w:fldSimple w:instr=" NUMPAGES ">
+      <w:r>
+        <w:rPr>
+          <w:noProof/>
+        </w:rPr>
+        <w:t>12</w:t>
+      </w:r>
+    </w:fldSimple>
     <w:r>
       <w:tab/>
       <w:t xml:space="preserve">Revised: </w:t>
@@ -3685,7 +3712,7 @@
       <w:t>1</w:t>
     </w:r>
     <w:r>
-      <w:t>5</w:t>
+      <w:t>7</w:t>
     </w:r>
     <w:r>
       <w:t>/20</w:t>
@@ -3694,24 +3721,14 @@
       <w:t>2</w:t>
     </w:r>
     <w:r>
-      <w:t>4</w:t>
+      <w:t>5</w:t>
     </w:r>
   </w:p>
 </w:ftr>
 </file>
 
-<file path=word/footer3.xml><?xml version="1.0" encoding="utf-8"?>
-<w:ftr xmlns:wpc="http://schemas.microsoft.com/office/word/2010/wordprocessingCanvas" xmlns:cx="http://schemas.microsoft.com/office/drawing/2014/chartex" xmlns:cx1="http://schemas.microsoft.com/office/drawing/2015/9/8/chartex" xmlns:cx2="http://schemas.microsoft.com/office/drawing/2015/10/21/chartex" xmlns:cx3="http://schemas.microsoft.com/office/drawing/2016/5/9/chartex" xmlns:cx4="http://schemas.microsoft.com/office/drawing/2016/5/10/chartex" xmlns:cx5="http://schemas.microsoft.com/office/drawing/2016/5/11/chartex" xmlns:cx6="http://schemas.microsoft.com/office/drawing/2016/5/12/chartex" xmlns:cx7="http://schemas.microsoft.com/office/drawing/2016/5/13/chartex" xmlns:cx8="http://schemas.microsoft.com/office/drawing/2016/5/14/chartex" xmlns:mc="http://schemas.openxmlformats.org/markup-compatibility/2006" xmlns:aink="http://schemas.microsoft.com/office/drawing/2016/ink" xmlns:am3d="http://schemas.microsoft.com/office/drawing/2017/model3d" xmlns:o="urn:schemas-microsoft-com:office:office" xmlns:oel="http://schemas.microsoft.com/office/2019/extlst" xmlns:r="http://schemas.openxmlformats.org/officeDocument/2006/relationships" xmlns:m="http://schemas.openxmlformats.org/officeDocument/2006/math" xmlns:v="urn:schemas-microsoft-com:vml" xmlns:wp14="http://schemas.microsoft.com/office/word/2010/wordprocessingDrawing" xmlns:wp="http://schemas.openxmlformats.org/drawingml/2006/wordprocessingDrawing" xmlns:w10="urn:schemas-microsoft-com:office:word" xmlns:w="http://schemas.openxmlformats.org/wordprocessingml/2006/main" xmlns:w14="http://schemas.microsoft.com/office/word/2010/wordml" xmlns:w15="http://schemas.microsoft.com/office/word/2012/wordml" xmlns:w16cex="http://schemas.microsoft.com/office/word/2018/wordml/cex" xmlns:w16cid="http://schemas.microsoft.com/office/word/2016/wordml/cid" xmlns:w16="http://schemas.microsoft.com/office/word/2018/wordml" xmlns:w16du="http://schemas.microsoft.com/office/word/2023/wordml/word16du" xmlns:w16sdtdh="http://schemas.microsoft.com/office/word/2020/wordml/sdtdatahash" xmlns:w16se="http://schemas.microsoft.com/office/word/2015/wordml/symex" xmlns:wpg="http://schemas.microsoft.com/office/word/2010/wordprocessingGroup" xmlns:wpi="http://schemas.microsoft.com/office/word/2010/wordprocessingInk" xmlns:wne="http://schemas.microsoft.com/office/word/2006/wordml" xmlns:wps="http://schemas.microsoft.com/office/word/2010/wordprocessingShape" mc:Ignorable="w14 w15 w16se w16cid w16 w16cex w16sdtdh w16du wp14">
-  <w:p>
-    <w:pPr>
-      <w:pStyle w:val="Footer"/>
-    </w:pPr>
-  </w:p>
-</w:ftr>
-</file>
-
 <file path=word/footnotes.xml><?xml version="1.0" encoding="utf-8"?>
-<w:footnotes xmlns:wpc="http://schemas.microsoft.com/office/word/2010/wordprocessingCanvas" xmlns:cx="http://schemas.microsoft.com/office/drawing/2014/chartex" xmlns:cx1="http://schemas.microsoft.com/office/drawing/2015/9/8/chartex" xmlns:cx2="http://schemas.microsoft.com/office/drawing/2015/10/21/chartex" xmlns:cx3="http://schemas.microsoft.com/office/drawing/2016/5/9/chartex" xmlns:cx4="http://schemas.microsoft.com/office/drawing/2016/5/10/chartex" xmlns:cx5="http://schemas.microsoft.com/office/drawing/2016/5/11/chartex" xmlns:cx6="http://schemas.microsoft.com/office/drawing/2016/5/12/chartex" xmlns:cx7="http://schemas.microsoft.com/office/drawing/2016/5/13/chartex" xmlns:cx8="http://schemas.microsoft.com/office/drawing/2016/5/14/chartex" xmlns:mc="http://schemas.openxmlformats.org/markup-compatibility/2006" xmlns:aink="http://schemas.microsoft.com/office/drawing/2016/ink" xmlns:am3d="http://schemas.microsoft.com/office/drawing/2017/model3d" xmlns:o="urn:schemas-microsoft-com:office:office" xmlns:oel="http://schemas.microsoft.com/office/2019/extlst" xmlns:r="http://schemas.openxmlformats.org/officeDocument/2006/relationships" xmlns:m="http://schemas.openxmlformats.org/officeDocument/2006/math" xmlns:v="urn:schemas-microsoft-com:vml" xmlns:wp14="http://schemas.microsoft.com/office/word/2010/wordprocessingDrawing" xmlns:wp="http://schemas.openxmlformats.org/drawingml/2006/wordprocessingDrawing" xmlns:w10="urn:schemas-microsoft-com:office:word" xmlns:w="http://schemas.openxmlformats.org/wordprocessingml/2006/main" xmlns:w14="http://schemas.microsoft.com/office/word/2010/wordml" xmlns:w15="http://schemas.microsoft.com/office/word/2012/wordml" xmlns:w16cex="http://schemas.microsoft.com/office/word/2018/wordml/cex" xmlns:w16cid="http://schemas.microsoft.com/office/word/2016/wordml/cid" xmlns:w16="http://schemas.microsoft.com/office/word/2018/wordml" xmlns:w16du="http://schemas.microsoft.com/office/word/2023/wordml/word16du" xmlns:w16sdtdh="http://schemas.microsoft.com/office/word/2020/wordml/sdtdatahash" xmlns:w16se="http://schemas.microsoft.com/office/word/2015/wordml/symex" xmlns:wpg="http://schemas.microsoft.com/office/word/2010/wordprocessingGroup" xmlns:wpi="http://schemas.microsoft.com/office/word/2010/wordprocessingInk" xmlns:wne="http://schemas.microsoft.com/office/word/2006/wordml" xmlns:wps="http://schemas.microsoft.com/office/word/2010/wordprocessingShape" mc:Ignorable="w14 w15 w16se w16cid w16 w16cex w16sdtdh w16du wp14">
+<w:footnotes xmlns:wpc="http://schemas.microsoft.com/office/word/2010/wordprocessingCanvas" xmlns:cx="http://schemas.microsoft.com/office/drawing/2014/chartex" xmlns:cx1="http://schemas.microsoft.com/office/drawing/2015/9/8/chartex" xmlns:cx2="http://schemas.microsoft.com/office/drawing/2015/10/21/chartex" xmlns:cx3="http://schemas.microsoft.com/office/drawing/2016/5/9/chartex" xmlns:cx4="http://schemas.microsoft.com/office/drawing/2016/5/10/chartex" xmlns:cx5="http://schemas.microsoft.com/office/drawing/2016/5/11/chartex" xmlns:cx6="http://schemas.microsoft.com/office/drawing/2016/5/12/chartex" xmlns:cx7="http://schemas.microsoft.com/office/drawing/2016/5/13/chartex" xmlns:cx8="http://schemas.microsoft.com/office/drawing/2016/5/14/chartex" xmlns:mc="http://schemas.openxmlformats.org/markup-compatibility/2006" xmlns:aink="http://schemas.microsoft.com/office/drawing/2016/ink" xmlns:am3d="http://schemas.microsoft.com/office/drawing/2017/model3d" xmlns:o="urn:schemas-microsoft-com:office:office" xmlns:oel="http://schemas.microsoft.com/office/2019/extlst" xmlns:r="http://schemas.openxmlformats.org/officeDocument/2006/relationships" xmlns:m="http://schemas.openxmlformats.org/officeDocument/2006/math" xmlns:v="urn:schemas-microsoft-com:vml" xmlns:wp14="http://schemas.microsoft.com/office/word/2010/wordprocessingDrawing" xmlns:wp="http://schemas.openxmlformats.org/drawingml/2006/wordprocessingDrawing" xmlns:w10="urn:schemas-microsoft-com:office:word" xmlns:w="http://schemas.openxmlformats.org/wordprocessingml/2006/main" xmlns:w14="http://schemas.microsoft.com/office/word/2010/wordml" xmlns:w15="http://schemas.microsoft.com/office/word/2012/wordml" xmlns:w16cex="http://schemas.microsoft.com/office/word/2018/wordml/cex" xmlns:w16cid="http://schemas.microsoft.com/office/word/2016/wordml/cid" xmlns:w16="http://schemas.microsoft.com/office/word/2018/wordml" xmlns:w16du="http://schemas.microsoft.com/office/word/2023/wordml/word16du" xmlns:w16sdtdh="http://schemas.microsoft.com/office/word/2020/wordml/sdtdatahash" xmlns:w16sdtfl="http://schemas.microsoft.com/office/word/2024/wordml/sdtformatlock" xmlns:w16se="http://schemas.microsoft.com/office/word/2015/wordml/symex" xmlns:wpg="http://schemas.microsoft.com/office/word/2010/wordprocessingGroup" xmlns:wpi="http://schemas.microsoft.com/office/word/2010/wordprocessingInk" xmlns:wne="http://schemas.microsoft.com/office/word/2006/wordml" xmlns:wps="http://schemas.microsoft.com/office/word/2010/wordprocessingShape" mc:Ignorable="w14 w15 w16se w16cid w16 w16cex w16sdtdh w16sdtfl w16du wp14">
   <w:footnote w:type="separator" w:id="-1">
     <w:p>
       <w:r>
@@ -3729,38 +3746,8 @@
 </w:footnotes>
 </file>
 
-<file path=word/header1.xml><?xml version="1.0" encoding="utf-8"?>
-<w:hdr xmlns:wpc="http://schemas.microsoft.com/office/word/2010/wordprocessingCanvas" xmlns:cx="http://schemas.microsoft.com/office/drawing/2014/chartex" xmlns:cx1="http://schemas.microsoft.com/office/drawing/2015/9/8/chartex" xmlns:cx2="http://schemas.microsoft.com/office/drawing/2015/10/21/chartex" xmlns:cx3="http://schemas.microsoft.com/office/drawing/2016/5/9/chartex" xmlns:cx4="http://schemas.microsoft.com/office/drawing/2016/5/10/chartex" xmlns:cx5="http://schemas.microsoft.com/office/drawing/2016/5/11/chartex" xmlns:cx6="http://schemas.microsoft.com/office/drawing/2016/5/12/chartex" xmlns:cx7="http://schemas.microsoft.com/office/drawing/2016/5/13/chartex" xmlns:cx8="http://schemas.microsoft.com/office/drawing/2016/5/14/chartex" xmlns:mc="http://schemas.openxmlformats.org/markup-compatibility/2006" xmlns:aink="http://schemas.microsoft.com/office/drawing/2016/ink" xmlns:am3d="http://schemas.microsoft.com/office/drawing/2017/model3d" xmlns:o="urn:schemas-microsoft-com:office:office" xmlns:oel="http://schemas.microsoft.com/office/2019/extlst" xmlns:r="http://schemas.openxmlformats.org/officeDocument/2006/relationships" xmlns:m="http://schemas.openxmlformats.org/officeDocument/2006/math" xmlns:v="urn:schemas-microsoft-com:vml" xmlns:wp14="http://schemas.microsoft.com/office/word/2010/wordprocessingDrawing" xmlns:wp="http://schemas.openxmlformats.org/drawingml/2006/wordprocessingDrawing" xmlns:w10="urn:schemas-microsoft-com:office:word" xmlns:w="http://schemas.openxmlformats.org/wordprocessingml/2006/main" xmlns:w14="http://schemas.microsoft.com/office/word/2010/wordml" xmlns:w15="http://schemas.microsoft.com/office/word/2012/wordml" xmlns:w16cex="http://schemas.microsoft.com/office/word/2018/wordml/cex" xmlns:w16cid="http://schemas.microsoft.com/office/word/2016/wordml/cid" xmlns:w16="http://schemas.microsoft.com/office/word/2018/wordml" xmlns:w16du="http://schemas.microsoft.com/office/word/2023/wordml/word16du" xmlns:w16sdtdh="http://schemas.microsoft.com/office/word/2020/wordml/sdtdatahash" xmlns:w16se="http://schemas.microsoft.com/office/word/2015/wordml/symex" xmlns:wpg="http://schemas.microsoft.com/office/word/2010/wordprocessingGroup" xmlns:wpi="http://schemas.microsoft.com/office/word/2010/wordprocessingInk" xmlns:wne="http://schemas.microsoft.com/office/word/2006/wordml" xmlns:wps="http://schemas.microsoft.com/office/word/2010/wordprocessingShape" mc:Ignorable="w14 w15 w16se w16cid w16 w16cex w16sdtdh w16du wp14">
-  <w:p>
-    <w:pPr>
-      <w:pStyle w:val="Header"/>
-    </w:pPr>
-  </w:p>
-</w:hdr>
-</file>
-
-<file path=word/header2.xml><?xml version="1.0" encoding="utf-8"?>
-<w:hdr xmlns:wpc="http://schemas.microsoft.com/office/word/2010/wordprocessingCanvas" xmlns:cx="http://schemas.microsoft.com/office/drawing/2014/chartex" xmlns:cx1="http://schemas.microsoft.com/office/drawing/2015/9/8/chartex" xmlns:cx2="http://schemas.microsoft.com/office/drawing/2015/10/21/chartex" xmlns:cx3="http://schemas.microsoft.com/office/drawing/2016/5/9/chartex" xmlns:cx4="http://schemas.microsoft.com/office/drawing/2016/5/10/chartex" xmlns:cx5="http://schemas.microsoft.com/office/drawing/2016/5/11/chartex" xmlns:cx6="http://schemas.microsoft.com/office/drawing/2016/5/12/chartex" xmlns:cx7="http://schemas.microsoft.com/office/drawing/2016/5/13/chartex" xmlns:cx8="http://schemas.microsoft.com/office/drawing/2016/5/14/chartex" xmlns:mc="http://schemas.openxmlformats.org/markup-compatibility/2006" xmlns:aink="http://schemas.microsoft.com/office/drawing/2016/ink" xmlns:am3d="http://schemas.microsoft.com/office/drawing/2017/model3d" xmlns:o="urn:schemas-microsoft-com:office:office" xmlns:oel="http://schemas.microsoft.com/office/2019/extlst" xmlns:r="http://schemas.openxmlformats.org/officeDocument/2006/relationships" xmlns:m="http://schemas.openxmlformats.org/officeDocument/2006/math" xmlns:v="urn:schemas-microsoft-com:vml" xmlns:wp14="http://schemas.microsoft.com/office/word/2010/wordprocessingDrawing" xmlns:wp="http://schemas.openxmlformats.org/drawingml/2006/wordprocessingDrawing" xmlns:w10="urn:schemas-microsoft-com:office:word" xmlns:w="http://schemas.openxmlformats.org/wordprocessingml/2006/main" xmlns:w14="http://schemas.microsoft.com/office/word/2010/wordml" xmlns:w15="http://schemas.microsoft.com/office/word/2012/wordml" xmlns:w16cex="http://schemas.microsoft.com/office/word/2018/wordml/cex" xmlns:w16cid="http://schemas.microsoft.com/office/word/2016/wordml/cid" xmlns:w16="http://schemas.microsoft.com/office/word/2018/wordml" xmlns:w16du="http://schemas.microsoft.com/office/word/2023/wordml/word16du" xmlns:w16sdtdh="http://schemas.microsoft.com/office/word/2020/wordml/sdtdatahash" xmlns:w16se="http://schemas.microsoft.com/office/word/2015/wordml/symex" xmlns:wpg="http://schemas.microsoft.com/office/word/2010/wordprocessingGroup" xmlns:wpi="http://schemas.microsoft.com/office/word/2010/wordprocessingInk" xmlns:wne="http://schemas.microsoft.com/office/word/2006/wordml" xmlns:wps="http://schemas.microsoft.com/office/word/2010/wordprocessingShape" mc:Ignorable="w14 w15 w16se w16cid w16 w16cex w16sdtdh w16du wp14">
-  <w:p>
-    <w:pPr>
-      <w:pStyle w:val="Header"/>
-    </w:pPr>
-  </w:p>
-</w:hdr>
-</file>
-
-<file path=word/header3.xml><?xml version="1.0" encoding="utf-8"?>
-<w:hdr xmlns:wpc="http://schemas.microsoft.com/office/word/2010/wordprocessingCanvas" xmlns:cx="http://schemas.microsoft.com/office/drawing/2014/chartex" xmlns:cx1="http://schemas.microsoft.com/office/drawing/2015/9/8/chartex" xmlns:cx2="http://schemas.microsoft.com/office/drawing/2015/10/21/chartex" xmlns:cx3="http://schemas.microsoft.com/office/drawing/2016/5/9/chartex" xmlns:cx4="http://schemas.microsoft.com/office/drawing/2016/5/10/chartex" xmlns:cx5="http://schemas.microsoft.com/office/drawing/2016/5/11/chartex" xmlns:cx6="http://schemas.microsoft.com/office/drawing/2016/5/12/chartex" xmlns:cx7="http://schemas.microsoft.com/office/drawing/2016/5/13/chartex" xmlns:cx8="http://schemas.microsoft.com/office/drawing/2016/5/14/chartex" xmlns:mc="http://schemas.openxmlformats.org/markup-compatibility/2006" xmlns:aink="http://schemas.microsoft.com/office/drawing/2016/ink" xmlns:am3d="http://schemas.microsoft.com/office/drawing/2017/model3d" xmlns:o="urn:schemas-microsoft-com:office:office" xmlns:oel="http://schemas.microsoft.com/office/2019/extlst" xmlns:r="http://schemas.openxmlformats.org/officeDocument/2006/relationships" xmlns:m="http://schemas.openxmlformats.org/officeDocument/2006/math" xmlns:v="urn:schemas-microsoft-com:vml" xmlns:wp14="http://schemas.microsoft.com/office/word/2010/wordprocessingDrawing" xmlns:wp="http://schemas.openxmlformats.org/drawingml/2006/wordprocessingDrawing" xmlns:w10="urn:schemas-microsoft-com:office:word" xmlns:w="http://schemas.openxmlformats.org/wordprocessingml/2006/main" xmlns:w14="http://schemas.microsoft.com/office/word/2010/wordml" xmlns:w15="http://schemas.microsoft.com/office/word/2012/wordml" xmlns:w16cex="http://schemas.microsoft.com/office/word/2018/wordml/cex" xmlns:w16cid="http://schemas.microsoft.com/office/word/2016/wordml/cid" xmlns:w16="http://schemas.microsoft.com/office/word/2018/wordml" xmlns:w16du="http://schemas.microsoft.com/office/word/2023/wordml/word16du" xmlns:w16sdtdh="http://schemas.microsoft.com/office/word/2020/wordml/sdtdatahash" xmlns:w16se="http://schemas.microsoft.com/office/word/2015/wordml/symex" xmlns:wpg="http://schemas.microsoft.com/office/word/2010/wordprocessingGroup" xmlns:wpi="http://schemas.microsoft.com/office/word/2010/wordprocessingInk" xmlns:wne="http://schemas.microsoft.com/office/word/2006/wordml" xmlns:wps="http://schemas.microsoft.com/office/word/2010/wordprocessingShape" mc:Ignorable="w14 w15 w16se w16cid w16 w16cex w16sdtdh w16du wp14">
-  <w:p>
-    <w:pPr>
-      <w:pStyle w:val="Header"/>
-    </w:pPr>
-  </w:p>
-</w:hdr>
-</file>
-
 <file path=word/numbering.xml><?xml version="1.0" encoding="utf-8"?>
-<w:numbering xmlns:wpc="http://schemas.microsoft.com/office/word/2010/wordprocessingCanvas" xmlns:cx="http://schemas.microsoft.com/office/drawing/2014/chartex" xmlns:cx1="http://schemas.microsoft.com/office/drawing/2015/9/8/chartex" xmlns:cx2="http://schemas.microsoft.com/office/drawing/2015/10/21/chartex" xmlns:cx3="http://schemas.microsoft.com/office/drawing/2016/5/9/chartex" xmlns:cx4="http://schemas.microsoft.com/office/drawing/2016/5/10/chartex" xmlns:cx5="http://schemas.microsoft.com/office/drawing/2016/5/11/chartex" xmlns:cx6="http://schemas.microsoft.com/office/drawing/2016/5/12/chartex" xmlns:cx7="http://schemas.microsoft.com/office/drawing/2016/5/13/chartex" xmlns:cx8="http://schemas.microsoft.com/office/drawing/2016/5/14/chartex" xmlns:mc="http://schemas.openxmlformats.org/markup-compatibility/2006" xmlns:aink="http://schemas.microsoft.com/office/drawing/2016/ink" xmlns:am3d="http://schemas.microsoft.com/office/drawing/2017/model3d" xmlns:o="urn:schemas-microsoft-com:office:office" xmlns:oel="http://schemas.microsoft.com/office/2019/extlst" xmlns:r="http://schemas.openxmlformats.org/officeDocument/2006/relationships" xmlns:m="http://schemas.openxmlformats.org/officeDocument/2006/math" xmlns:v="urn:schemas-microsoft-com:vml" xmlns:wp14="http://schemas.microsoft.com/office/word/2010/wordprocessingDrawing" xmlns:wp="http://schemas.openxmlformats.org/drawingml/2006/wordprocessingDrawing" xmlns:w10="urn:schemas-microsoft-com:office:word" xmlns:w="http://schemas.openxmlformats.org/wordprocessingml/2006/main" xmlns:w14="http://schemas.microsoft.com/office/word/2010/wordml" xmlns:w15="http://schemas.microsoft.com/office/word/2012/wordml" xmlns:w16cex="http://schemas.microsoft.com/office/word/2018/wordml/cex" xmlns:w16cid="http://schemas.microsoft.com/office/word/2016/wordml/cid" xmlns:w16="http://schemas.microsoft.com/office/word/2018/wordml" xmlns:w16du="http://schemas.microsoft.com/office/word/2023/wordml/word16du" xmlns:w16sdtdh="http://schemas.microsoft.com/office/word/2020/wordml/sdtdatahash" xmlns:w16se="http://schemas.microsoft.com/office/word/2015/wordml/symex" xmlns:wpg="http://schemas.microsoft.com/office/word/2010/wordprocessingGroup" xmlns:wpi="http://schemas.microsoft.com/office/word/2010/wordprocessingInk" xmlns:wne="http://schemas.microsoft.com/office/word/2006/wordml" xmlns:wps="http://schemas.microsoft.com/office/word/2010/wordprocessingShape" mc:Ignorable="w14 w15 w16se w16cid w16 w16cex w16sdtdh w16du wp14">
+<w:numbering xmlns:wpc="http://schemas.microsoft.com/office/word/2010/wordprocessingCanvas" xmlns:cx="http://schemas.microsoft.com/office/drawing/2014/chartex" xmlns:cx1="http://schemas.microsoft.com/office/drawing/2015/9/8/chartex" xmlns:cx2="http://schemas.microsoft.com/office/drawing/2015/10/21/chartex" xmlns:cx3="http://schemas.microsoft.com/office/drawing/2016/5/9/chartex" xmlns:cx4="http://schemas.microsoft.com/office/drawing/2016/5/10/chartex" xmlns:cx5="http://schemas.microsoft.com/office/drawing/2016/5/11/chartex" xmlns:cx6="http://schemas.microsoft.com/office/drawing/2016/5/12/chartex" xmlns:cx7="http://schemas.microsoft.com/office/drawing/2016/5/13/chartex" xmlns:cx8="http://schemas.microsoft.com/office/drawing/2016/5/14/chartex" xmlns:mc="http://schemas.openxmlformats.org/markup-compatibility/2006" xmlns:aink="http://schemas.microsoft.com/office/drawing/2016/ink" xmlns:am3d="http://schemas.microsoft.com/office/drawing/2017/model3d" xmlns:o="urn:schemas-microsoft-com:office:office" xmlns:oel="http://schemas.microsoft.com/office/2019/extlst" xmlns:r="http://schemas.openxmlformats.org/officeDocument/2006/relationships" xmlns:m="http://schemas.openxmlformats.org/officeDocument/2006/math" xmlns:v="urn:schemas-microsoft-com:vml" xmlns:wp14="http://schemas.microsoft.com/office/word/2010/wordprocessingDrawing" xmlns:wp="http://schemas.openxmlformats.org/drawingml/2006/wordprocessingDrawing" xmlns:w10="urn:schemas-microsoft-com:office:word" xmlns:w="http://schemas.openxmlformats.org/wordprocessingml/2006/main" xmlns:w14="http://schemas.microsoft.com/office/word/2010/wordml" xmlns:w15="http://schemas.microsoft.com/office/word/2012/wordml" xmlns:w16cex="http://schemas.microsoft.com/office/word/2018/wordml/cex" xmlns:w16cid="http://schemas.microsoft.com/office/word/2016/wordml/cid" xmlns:w16="http://schemas.microsoft.com/office/word/2018/wordml" xmlns:w16du="http://schemas.microsoft.com/office/word/2023/wordml/word16du" xmlns:w16sdtdh="http://schemas.microsoft.com/office/word/2020/wordml/sdtdatahash" xmlns:w16sdtfl="http://schemas.microsoft.com/office/word/2024/wordml/sdtformatlock" xmlns:w16se="http://schemas.microsoft.com/office/word/2015/wordml/symex" xmlns:wpg="http://schemas.microsoft.com/office/word/2010/wordprocessingGroup" xmlns:wpi="http://schemas.microsoft.com/office/word/2010/wordprocessingInk" xmlns:wne="http://schemas.microsoft.com/office/word/2006/wordml" xmlns:wps="http://schemas.microsoft.com/office/word/2010/wordprocessingShape" mc:Ignorable="w14 w15 w16se w16cid w16 w16cex w16sdtdh w16sdtfl w16du wp14">
   <w:abstractNum w:abstractNumId="0" w15:restartNumberingAfterBreak="0">
     <w:nsid w:val="03904AB7"/>
     <w:multiLevelType w:val="multilevel"/>
@@ -9118,7 +9105,7 @@
 </file>
 
 <file path=word/styles.xml><?xml version="1.0" encoding="utf-8"?>
-<w:styles xmlns:mc="http://schemas.openxmlformats.org/markup-compatibility/2006" xmlns:r="http://schemas.openxmlformats.org/officeDocument/2006/relationships" xmlns:w="http://schemas.openxmlformats.org/wordprocessingml/2006/main" xmlns:w14="http://schemas.microsoft.com/office/word/2010/wordml" xmlns:w15="http://schemas.microsoft.com/office/word/2012/wordml" xmlns:w16cex="http://schemas.microsoft.com/office/word/2018/wordml/cex" xmlns:w16cid="http://schemas.microsoft.com/office/word/2016/wordml/cid" xmlns:w16="http://schemas.microsoft.com/office/word/2018/wordml" xmlns:w16du="http://schemas.microsoft.com/office/word/2023/wordml/word16du" xmlns:w16sdtdh="http://schemas.microsoft.com/office/word/2020/wordml/sdtdatahash" xmlns:w16se="http://schemas.microsoft.com/office/word/2015/wordml/symex" mc:Ignorable="w14 w15 w16se w16cid w16 w16cex w16sdtdh w16du">
+<w:styles xmlns:mc="http://schemas.openxmlformats.org/markup-compatibility/2006" xmlns:r="http://schemas.openxmlformats.org/officeDocument/2006/relationships" xmlns:w="http://schemas.openxmlformats.org/wordprocessingml/2006/main" xmlns:w14="http://schemas.microsoft.com/office/word/2010/wordml" xmlns:w15="http://schemas.microsoft.com/office/word/2012/wordml" xmlns:w16cex="http://schemas.microsoft.com/office/word/2018/wordml/cex" xmlns:w16cid="http://schemas.microsoft.com/office/word/2016/wordml/cid" xmlns:w16="http://schemas.microsoft.com/office/word/2018/wordml" xmlns:w16du="http://schemas.microsoft.com/office/word/2023/wordml/word16du" xmlns:w16sdtdh="http://schemas.microsoft.com/office/word/2020/wordml/sdtdatahash" xmlns:w16sdtfl="http://schemas.microsoft.com/office/word/2024/wordml/sdtformatlock" xmlns:w16se="http://schemas.microsoft.com/office/word/2015/wordml/symex" mc:Ignorable="w14 w15 w16se w16cid w16 w16cex w16sdtdh w16sdtfl w16du">
   <w:docDefaults>
     <w:rPrDefault>
       <w:rPr>
@@ -9146,6 +9133,7 @@
     <w:lsdException w:name="Title" w:qFormat="1"/>
     <w:lsdException w:name="Default Paragraph Font" w:uiPriority="1"/>
     <w:lsdException w:name="Subtitle" w:qFormat="1"/>
+    <w:lsdException w:name="Hyperlink" w:uiPriority="99"/>
     <w:lsdException w:name="Strong" w:uiPriority="22" w:qFormat="1"/>
     <w:lsdException w:name="Emphasis" w:uiPriority="20" w:qFormat="1"/>
     <w:lsdException w:name="Normal (Web)" w:uiPriority="99"/>
@@ -9424,7 +9412,7 @@
   <w:style w:type="paragraph" w:default="1" w:styleId="Normal">
     <w:name w:val="Normal"/>
     <w:qFormat/>
-    <w:rsid w:val="002C2861"/>
+    <w:rsid w:val="007664F5"/>
     <w:pPr>
       <w:spacing w:before="160" w:after="80" w:line="336" w:lineRule="auto"/>
     </w:pPr>
@@ -9439,7 +9427,7 @@
     <w:next w:val="Normal"/>
     <w:link w:val="Heading1Char"/>
     <w:qFormat/>
-    <w:rsid w:val="002C2861"/>
+    <w:rsid w:val="007664F5"/>
     <w:pPr>
       <w:keepNext/>
       <w:spacing w:before="400" w:after="200" w:line="240" w:lineRule="auto"/>
@@ -9459,7 +9447,7 @@
     <w:next w:val="Normal"/>
     <w:link w:val="Heading2Char"/>
     <w:qFormat/>
-    <w:rsid w:val="002C2861"/>
+    <w:rsid w:val="007664F5"/>
     <w:pPr>
       <w:keepNext/>
       <w:pBdr>
@@ -9483,7 +9471,7 @@
     <w:next w:val="Normal"/>
     <w:link w:val="Heading3Char"/>
     <w:qFormat/>
-    <w:rsid w:val="002C2861"/>
+    <w:rsid w:val="007664F5"/>
     <w:pPr>
       <w:keepNext/>
       <w:autoSpaceDE w:val="0"/>
@@ -9502,8 +9490,9 @@
   <w:style w:type="character" w:default="1" w:styleId="DefaultParagraphFont">
     <w:name w:val="Default Paragraph Font"/>
     <w:uiPriority w:val="1"/>
+    <w:semiHidden/>
     <w:unhideWhenUsed/>
-    <w:rsid w:val="002C2861"/>
+    <w:rsid w:val="007664F5"/>
   </w:style>
   <w:style w:type="table" w:default="1" w:styleId="TableNormal">
     <w:name w:val="Normal Table"/>
@@ -9525,21 +9514,22 @@
     <w:uiPriority w:val="99"/>
     <w:semiHidden/>
     <w:unhideWhenUsed/>
-    <w:rsid w:val="002C2861"/>
+    <w:rsid w:val="007664F5"/>
   </w:style>
   <w:style w:type="paragraph" w:styleId="ListParagraph">
     <w:name w:val="List Paragraph"/>
     <w:basedOn w:val="Normal"/>
     <w:uiPriority w:val="34"/>
     <w:qFormat/>
-    <w:rsid w:val="002C2861"/>
+    <w:rsid w:val="007664F5"/>
     <w:pPr>
       <w:ind w:left="720"/>
     </w:pPr>
   </w:style>
   <w:style w:type="character" w:styleId="Hyperlink">
     <w:name w:val="Hyperlink"/>
-    <w:rsid w:val="002C2861"/>
+    <w:uiPriority w:val="99"/>
+    <w:rsid w:val="007664F5"/>
     <w:rPr>
       <w:color w:val="0000FF"/>
       <w:u w:val="single"/>
@@ -9549,7 +9539,7 @@
     <w:name w:val="header"/>
     <w:basedOn w:val="Normal"/>
     <w:link w:val="HeaderChar"/>
-    <w:rsid w:val="002C2861"/>
+    <w:rsid w:val="007664F5"/>
     <w:pPr>
       <w:tabs>
         <w:tab w:val="left" w:pos="5040"/>
@@ -9575,7 +9565,7 @@
     <w:name w:val="footer"/>
     <w:basedOn w:val="Normal"/>
     <w:link w:val="FooterChar"/>
-    <w:rsid w:val="002C2861"/>
+    <w:rsid w:val="007664F5"/>
     <w:pPr>
       <w:pBdr>
         <w:top w:val="single" w:sz="4" w:space="1" w:color="auto"/>
@@ -9615,7 +9605,7 @@
   </w:style>
   <w:style w:type="character" w:styleId="FollowedHyperlink">
     <w:name w:val="FollowedHyperlink"/>
-    <w:rsid w:val="002C2861"/>
+    <w:rsid w:val="007664F5"/>
     <w:rPr>
       <w:color w:val="800080"/>
       <w:u w:val="single"/>
@@ -9651,7 +9641,7 @@
   <w:style w:type="paragraph" w:customStyle="1" w:styleId="NumberedHeading2">
     <w:name w:val="Numbered Heading 2"/>
     <w:basedOn w:val="Normal"/>
-    <w:rsid w:val="002C2861"/>
+    <w:rsid w:val="007664F5"/>
     <w:pPr>
       <w:numPr>
         <w:numId w:val="1"/>
@@ -9661,7 +9651,7 @@
   <w:style w:type="paragraph" w:customStyle="1" w:styleId="Outlinenumbering">
     <w:name w:val="Outline numbering"/>
     <w:basedOn w:val="Normal"/>
-    <w:rsid w:val="002C2861"/>
+    <w:rsid w:val="007664F5"/>
     <w:pPr>
       <w:numPr>
         <w:numId w:val="2"/>
@@ -9679,7 +9669,7 @@
   <w:style w:type="character" w:styleId="PageNumber">
     <w:name w:val="page number"/>
     <w:basedOn w:val="DefaultParagraphFont"/>
-    <w:rsid w:val="002C2861"/>
+    <w:rsid w:val="007664F5"/>
   </w:style>
   <w:style w:type="paragraph" w:customStyle="1" w:styleId="Default">
     <w:name w:val="Default"/>
@@ -9714,7 +9704,7 @@
     <w:uiPriority w:val="39"/>
     <w:unhideWhenUsed/>
     <w:qFormat/>
-    <w:rsid w:val="002C2861"/>
+    <w:rsid w:val="007664F5"/>
     <w:pPr>
       <w:keepLines/>
       <w:spacing w:after="0" w:line="259" w:lineRule="auto"/>
@@ -9734,7 +9724,7 @@
     <w:autoRedefine/>
     <w:uiPriority w:val="39"/>
     <w:unhideWhenUsed/>
-    <w:rsid w:val="002C2861"/>
+    <w:rsid w:val="007664F5"/>
     <w:pPr>
       <w:spacing w:after="100" w:line="240" w:lineRule="auto"/>
     </w:pPr>
@@ -9746,7 +9736,7 @@
     <w:autoRedefine/>
     <w:uiPriority w:val="39"/>
     <w:unhideWhenUsed/>
-    <w:rsid w:val="002C2861"/>
+    <w:rsid w:val="007664F5"/>
     <w:pPr>
       <w:spacing w:after="100" w:line="240" w:lineRule="auto"/>
       <w:ind w:left="202"/>
@@ -9789,7 +9779,7 @@
     <w:autoRedefine/>
     <w:uiPriority w:val="39"/>
     <w:unhideWhenUsed/>
-    <w:rsid w:val="002C2861"/>
+    <w:rsid w:val="007664F5"/>
     <w:pPr>
       <w:spacing w:after="100" w:line="240" w:lineRule="auto"/>
       <w:ind w:left="403"/>
@@ -9874,7 +9864,7 @@
     <w:name w:val="Code"/>
     <w:basedOn w:val="Normal"/>
     <w:qFormat/>
-    <w:rsid w:val="002C2861"/>
+    <w:rsid w:val="007664F5"/>
     <w:pPr>
       <w:spacing w:before="80" w:line="240" w:lineRule="auto"/>
     </w:pPr>
@@ -9886,7 +9876,7 @@
 </file>
 
 <file path=word/glossary/document.xml><?xml version="1.0" encoding="utf-8"?>
-<w:glossaryDocument xmlns:wpc="http://schemas.microsoft.com/office/word/2010/wordprocessingCanvas" xmlns:cx="http://schemas.microsoft.com/office/drawing/2014/chartex" xmlns:cx1="http://schemas.microsoft.com/office/drawing/2015/9/8/chartex" xmlns:cx2="http://schemas.microsoft.com/office/drawing/2015/10/21/chartex" xmlns:cx3="http://schemas.microsoft.com/office/drawing/2016/5/9/chartex" xmlns:cx4="http://schemas.microsoft.com/office/drawing/2016/5/10/chartex" xmlns:cx5="http://schemas.microsoft.com/office/drawing/2016/5/11/chartex" xmlns:cx6="http://schemas.microsoft.com/office/drawing/2016/5/12/chartex" xmlns:cx7="http://schemas.microsoft.com/office/drawing/2016/5/13/chartex" xmlns:cx8="http://schemas.microsoft.com/office/drawing/2016/5/14/chartex" xmlns:mc="http://schemas.openxmlformats.org/markup-compatibility/2006" xmlns:aink="http://schemas.microsoft.com/office/drawing/2016/ink" xmlns:am3d="http://schemas.microsoft.com/office/drawing/2017/model3d" xmlns:o="urn:schemas-microsoft-com:office:office" xmlns:oel="http://schemas.microsoft.com/office/2019/extlst" xmlns:r="http://schemas.openxmlformats.org/officeDocument/2006/relationships" xmlns:m="http://schemas.openxmlformats.org/officeDocument/2006/math" xmlns:v="urn:schemas-microsoft-com:vml" xmlns:wp14="http://schemas.microsoft.com/office/word/2010/wordprocessingDrawing" xmlns:wp="http://schemas.openxmlformats.org/drawingml/2006/wordprocessingDrawing" xmlns:w10="urn:schemas-microsoft-com:office:word" xmlns:w="http://schemas.openxmlformats.org/wordprocessingml/2006/main" xmlns:w14="http://schemas.microsoft.com/office/word/2010/wordml" xmlns:w15="http://schemas.microsoft.com/office/word/2012/wordml" xmlns:w16cex="http://schemas.microsoft.com/office/word/2018/wordml/cex" xmlns:w16cid="http://schemas.microsoft.com/office/word/2016/wordml/cid" xmlns:w16="http://schemas.microsoft.com/office/word/2018/wordml" xmlns:w16du="http://schemas.microsoft.com/office/word/2023/wordml/word16du" xmlns:w16sdtdh="http://schemas.microsoft.com/office/word/2020/wordml/sdtdatahash" xmlns:w16se="http://schemas.microsoft.com/office/word/2015/wordml/symex" xmlns:wpg="http://schemas.microsoft.com/office/word/2010/wordprocessingGroup" xmlns:wpi="http://schemas.microsoft.com/office/word/2010/wordprocessingInk" xmlns:wne="http://schemas.microsoft.com/office/word/2006/wordml" xmlns:wps="http://schemas.microsoft.com/office/word/2010/wordprocessingShape" mc:Ignorable="w14 w15 w16se w16cid w16 w16cex w16sdtdh w16du wp14">
+<w:glossaryDocument xmlns:wpc="http://schemas.microsoft.com/office/word/2010/wordprocessingCanvas" xmlns:cx="http://schemas.microsoft.com/office/drawing/2014/chartex" xmlns:cx1="http://schemas.microsoft.com/office/drawing/2015/9/8/chartex" xmlns:cx2="http://schemas.microsoft.com/office/drawing/2015/10/21/chartex" xmlns:cx3="http://schemas.microsoft.com/office/drawing/2016/5/9/chartex" xmlns:cx4="http://schemas.microsoft.com/office/drawing/2016/5/10/chartex" xmlns:cx5="http://schemas.microsoft.com/office/drawing/2016/5/11/chartex" xmlns:cx6="http://schemas.microsoft.com/office/drawing/2016/5/12/chartex" xmlns:cx7="http://schemas.microsoft.com/office/drawing/2016/5/13/chartex" xmlns:cx8="http://schemas.microsoft.com/office/drawing/2016/5/14/chartex" xmlns:mc="http://schemas.openxmlformats.org/markup-compatibility/2006" xmlns:aink="http://schemas.microsoft.com/office/drawing/2016/ink" xmlns:am3d="http://schemas.microsoft.com/office/drawing/2017/model3d" xmlns:o="urn:schemas-microsoft-com:office:office" xmlns:oel="http://schemas.microsoft.com/office/2019/extlst" xmlns:r="http://schemas.openxmlformats.org/officeDocument/2006/relationships" xmlns:m="http://schemas.openxmlformats.org/officeDocument/2006/math" xmlns:v="urn:schemas-microsoft-com:vml" xmlns:wp14="http://schemas.microsoft.com/office/word/2010/wordprocessingDrawing" xmlns:wp="http://schemas.openxmlformats.org/drawingml/2006/wordprocessingDrawing" xmlns:w10="urn:schemas-microsoft-com:office:word" xmlns:w="http://schemas.openxmlformats.org/wordprocessingml/2006/main" xmlns:w14="http://schemas.microsoft.com/office/word/2010/wordml" xmlns:w15="http://schemas.microsoft.com/office/word/2012/wordml" xmlns:w16cex="http://schemas.microsoft.com/office/word/2018/wordml/cex" xmlns:w16cid="http://schemas.microsoft.com/office/word/2016/wordml/cid" xmlns:w16="http://schemas.microsoft.com/office/word/2018/wordml" xmlns:w16du="http://schemas.microsoft.com/office/word/2023/wordml/word16du" xmlns:w16sdtdh="http://schemas.microsoft.com/office/word/2020/wordml/sdtdatahash" xmlns:w16sdtfl="http://schemas.microsoft.com/office/word/2024/wordml/sdtformatlock" xmlns:w16se="http://schemas.microsoft.com/office/word/2015/wordml/symex" xmlns:wpg="http://schemas.microsoft.com/office/word/2010/wordprocessingGroup" xmlns:wpi="http://schemas.microsoft.com/office/word/2010/wordprocessingInk" xmlns:wne="http://schemas.microsoft.com/office/word/2006/wordml" xmlns:wps="http://schemas.microsoft.com/office/word/2010/wordprocessingShape" mc:Ignorable="w14 w15 w16se w16cid w16 w16cex w16sdtdh w16sdtfl w16du wp14">
   <w:docParts>
     <w:docPart>
       <w:docPartPr>
@@ -10112,14 +10102,12 @@
           <w:pPr>
             <w:pStyle w:val="7A2CCB823B7D4334980F0EF8CC1440AD"/>
           </w:pPr>
-          <w:bookmarkStart w:id="0" w:name="_GoBack"/>
           <w:r>
             <w:rPr>
               <w:rStyle w:val="PlaceholderText"/>
             </w:rPr>
             <w:t>Click or tap here to enter text.</w:t>
           </w:r>
-          <w:bookmarkEnd w:id="0"/>
         </w:p>
       </w:docPartBody>
     </w:docPart>
@@ -10360,7 +10348,7 @@
 </file>
 
 <file path=word/glossary/fontTable.xml><?xml version="1.0" encoding="utf-8"?>
-<w:fonts xmlns:mc="http://schemas.openxmlformats.org/markup-compatibility/2006" xmlns:r="http://schemas.openxmlformats.org/officeDocument/2006/relationships" xmlns:w="http://schemas.openxmlformats.org/wordprocessingml/2006/main" xmlns:w14="http://schemas.microsoft.com/office/word/2010/wordml" xmlns:w15="http://schemas.microsoft.com/office/word/2012/wordml" xmlns:w16cex="http://schemas.microsoft.com/office/word/2018/wordml/cex" xmlns:w16cid="http://schemas.microsoft.com/office/word/2016/wordml/cid" xmlns:w16="http://schemas.microsoft.com/office/word/2018/wordml" xmlns:w16du="http://schemas.microsoft.com/office/word/2023/wordml/word16du" xmlns:w16sdtdh="http://schemas.microsoft.com/office/word/2020/wordml/sdtdatahash" xmlns:w16se="http://schemas.microsoft.com/office/word/2015/wordml/symex" mc:Ignorable="w14 w15 w16se w16cid w16 w16cex w16sdtdh w16du">
+<w:fonts xmlns:mc="http://schemas.openxmlformats.org/markup-compatibility/2006" xmlns:r="http://schemas.openxmlformats.org/officeDocument/2006/relationships" xmlns:w="http://schemas.openxmlformats.org/wordprocessingml/2006/main" xmlns:w14="http://schemas.microsoft.com/office/word/2010/wordml" xmlns:w15="http://schemas.microsoft.com/office/word/2012/wordml" xmlns:w16cex="http://schemas.microsoft.com/office/word/2018/wordml/cex" xmlns:w16cid="http://schemas.microsoft.com/office/word/2016/wordml/cid" xmlns:w16="http://schemas.microsoft.com/office/word/2018/wordml" xmlns:w16du="http://schemas.microsoft.com/office/word/2023/wordml/word16du" xmlns:w16sdtdh="http://schemas.microsoft.com/office/word/2020/wordml/sdtdatahash" xmlns:w16sdtfl="http://schemas.microsoft.com/office/word/2024/wordml/sdtformatlock" xmlns:w16se="http://schemas.microsoft.com/office/word/2015/wordml/symex" mc:Ignorable="w14 w15 w16se w16cid w16 w16cex w16sdtdh w16sdtfl w16du">
   <w:font w:name="Times New Roman">
     <w:panose1 w:val="02020603050405020304"/>
     <w:charset w:val="00"/>
@@ -10401,7 +10389,7 @@
     <w:charset w:val="00"/>
     <w:family w:val="swiss"/>
     <w:pitch w:val="variable"/>
-    <w:sig w:usb0="E4002EFF" w:usb1="C000247B" w:usb2="00000009" w:usb3="00000000" w:csb0="000001FF" w:csb1="00000000"/>
+    <w:sig w:usb0="E4002EFF" w:usb1="C200247B" w:usb2="00000009" w:usb3="00000000" w:csb0="000001FF" w:csb1="00000000"/>
   </w:font>
   <w:font w:name="Wingdings">
     <w:panose1 w:val="05000000000000000000"/>
@@ -10415,7 +10403,7 @@
     <w:charset w:val="00"/>
     <w:family w:val="swiss"/>
     <w:pitch w:val="variable"/>
-    <w:sig w:usb0="E4002EFF" w:usb1="C000247B" w:usb2="00000009" w:usb3="00000000" w:csb0="000001FF" w:csb1="00000000"/>
+    <w:sig w:usb0="E4002EFF" w:usb1="C200247B" w:usb2="00000009" w:usb3="00000000" w:csb0="000001FF" w:csb1="00000000"/>
   </w:font>
   <w:font w:name="Aptos">
     <w:charset w:val="00"/>
@@ -10433,7 +10421,7 @@
 </file>
 
 <file path=word/glossary/settings.xml><?xml version="1.0" encoding="utf-8"?>
-<w:settings xmlns:mc="http://schemas.openxmlformats.org/markup-compatibility/2006" xmlns:o="urn:schemas-microsoft-com:office:office" xmlns:r="http://schemas.openxmlformats.org/officeDocument/2006/relationships" xmlns:m="http://schemas.openxmlformats.org/officeDocument/2006/math" xmlns:v="urn:schemas-microsoft-com:vml" xmlns:w10="urn:schemas-microsoft-com:office:word" xmlns:w="http://schemas.openxmlformats.org/wordprocessingml/2006/main" xmlns:w14="http://schemas.microsoft.com/office/word/2010/wordml" xmlns:w15="http://schemas.microsoft.com/office/word/2012/wordml" xmlns:w16cex="http://schemas.microsoft.com/office/word/2018/wordml/cex" xmlns:w16cid="http://schemas.microsoft.com/office/word/2016/wordml/cid" xmlns:w16="http://schemas.microsoft.com/office/word/2018/wordml" xmlns:w16du="http://schemas.microsoft.com/office/word/2023/wordml/word16du" xmlns:w16sdtdh="http://schemas.microsoft.com/office/word/2020/wordml/sdtdatahash" xmlns:w16se="http://schemas.microsoft.com/office/word/2015/wordml/symex" xmlns:sl="http://schemas.openxmlformats.org/schemaLibrary/2006/main" mc:Ignorable="w14 w15 w16se w16cid w16 w16cex w16sdtdh w16du">
+<w:settings xmlns:mc="http://schemas.openxmlformats.org/markup-compatibility/2006" xmlns:o="urn:schemas-microsoft-com:office:office" xmlns:r="http://schemas.openxmlformats.org/officeDocument/2006/relationships" xmlns:m="http://schemas.openxmlformats.org/officeDocument/2006/math" xmlns:v="urn:schemas-microsoft-com:vml" xmlns:w10="urn:schemas-microsoft-com:office:word" xmlns:w="http://schemas.openxmlformats.org/wordprocessingml/2006/main" xmlns:w14="http://schemas.microsoft.com/office/word/2010/wordml" xmlns:w15="http://schemas.microsoft.com/office/word/2012/wordml" xmlns:w16cex="http://schemas.microsoft.com/office/word/2018/wordml/cex" xmlns:w16cid="http://schemas.microsoft.com/office/word/2016/wordml/cid" xmlns:w16="http://schemas.microsoft.com/office/word/2018/wordml" xmlns:w16du="http://schemas.microsoft.com/office/word/2023/wordml/word16du" xmlns:w16sdtdh="http://schemas.microsoft.com/office/word/2020/wordml/sdtdatahash" xmlns:w16sdtfl="http://schemas.microsoft.com/office/word/2024/wordml/sdtformatlock" xmlns:w16se="http://schemas.microsoft.com/office/word/2015/wordml/symex" xmlns:sl="http://schemas.openxmlformats.org/schemaLibrary/2006/main" mc:Ignorable="w14 w15 w16se w16cid w16 w16cex w16sdtdh w16sdtfl w16du">
   <w:view w:val="normal"/>
   <w:defaultTabStop w:val="720"/>
   <w:characterSpacingControl w:val="doNotCompress"/>
@@ -10464,6 +10452,7 @@
     <w:rsid w:val="00AE1587"/>
     <w:rsid w:val="00BA2644"/>
     <w:rsid w:val="00C82EE7"/>
+    <w:rsid w:val="00E8290B"/>
     <w:rsid w:val="00F40D6D"/>
   </w:rsids>
   <m:mathPr>
@@ -10488,7 +10477,7 @@
 </file>
 
 <file path=word/glossary/styles.xml><?xml version="1.0" encoding="utf-8"?>
-<w:styles xmlns:mc="http://schemas.openxmlformats.org/markup-compatibility/2006" xmlns:r="http://schemas.openxmlformats.org/officeDocument/2006/relationships" xmlns:w="http://schemas.openxmlformats.org/wordprocessingml/2006/main" xmlns:w14="http://schemas.microsoft.com/office/word/2010/wordml" xmlns:w15="http://schemas.microsoft.com/office/word/2012/wordml" xmlns:w16cex="http://schemas.microsoft.com/office/word/2018/wordml/cex" xmlns:w16cid="http://schemas.microsoft.com/office/word/2016/wordml/cid" xmlns:w16="http://schemas.microsoft.com/office/word/2018/wordml" xmlns:w16du="http://schemas.microsoft.com/office/word/2023/wordml/word16du" xmlns:w16sdtdh="http://schemas.microsoft.com/office/word/2020/wordml/sdtdatahash" xmlns:w16se="http://schemas.microsoft.com/office/word/2015/wordml/symex" mc:Ignorable="w14 w15 w16se w16cid w16 w16cex w16sdtdh w16du">
+<w:styles xmlns:mc="http://schemas.openxmlformats.org/markup-compatibility/2006" xmlns:r="http://schemas.openxmlformats.org/officeDocument/2006/relationships" xmlns:w="http://schemas.openxmlformats.org/wordprocessingml/2006/main" xmlns:w14="http://schemas.microsoft.com/office/word/2010/wordml" xmlns:w15="http://schemas.microsoft.com/office/word/2012/wordml" xmlns:w16cex="http://schemas.microsoft.com/office/word/2018/wordml/cex" xmlns:w16cid="http://schemas.microsoft.com/office/word/2016/wordml/cid" xmlns:w16="http://schemas.microsoft.com/office/word/2018/wordml" xmlns:w16du="http://schemas.microsoft.com/office/word/2023/wordml/word16du" xmlns:w16sdtdh="http://schemas.microsoft.com/office/word/2020/wordml/sdtdatahash" xmlns:w16sdtfl="http://schemas.microsoft.com/office/word/2024/wordml/sdtformatlock" xmlns:w16se="http://schemas.microsoft.com/office/word/2015/wordml/symex" mc:Ignorable="w14 w15 w16se w16cid w16 w16cex w16sdtdh w16sdtfl w16du">
   <w:docDefaults>
     <w:rPrDefault>
       <w:rPr>
@@ -11029,10 +11018,6 @@
     <w:name w:val="EDA3722F162040BC9C048CF0F81FA22D"/>
     <w:rsid w:val="00827B8F"/>
   </w:style>
-  <w:style w:type="paragraph" w:customStyle="1" w:styleId="116500938E844610BCEAD027D1AC1068">
-    <w:name w:val="116500938E844610BCEAD027D1AC1068"/>
-    <w:rsid w:val="00827B8F"/>
-  </w:style>
   <w:style w:type="paragraph" w:customStyle="1" w:styleId="53194BCE9C824B9B8C7263B0D50D22E6">
     <w:name w:val="53194BCE9C824B9B8C7263B0D50D22E6"/>
     <w:rsid w:val="009F6B0C"/>
@@ -11057,7 +11042,7 @@
 </file>
 
 <file path=word/glossary/webSettings.xml><?xml version="1.0" encoding="utf-8"?>
-<w:webSettings xmlns:mc="http://schemas.openxmlformats.org/markup-compatibility/2006" xmlns:r="http://schemas.openxmlformats.org/officeDocument/2006/relationships" xmlns:w="http://schemas.openxmlformats.org/wordprocessingml/2006/main" xmlns:w14="http://schemas.microsoft.com/office/word/2010/wordml" xmlns:w15="http://schemas.microsoft.com/office/word/2012/wordml" xmlns:w16cex="http://schemas.microsoft.com/office/word/2018/wordml/cex" xmlns:w16cid="http://schemas.microsoft.com/office/word/2016/wordml/cid" xmlns:w16="http://schemas.microsoft.com/office/word/2018/wordml" xmlns:w16du="http://schemas.microsoft.com/office/word/2023/wordml/word16du" xmlns:w16sdtdh="http://schemas.microsoft.com/office/word/2020/wordml/sdtdatahash" xmlns:w16se="http://schemas.microsoft.com/office/word/2015/wordml/symex" mc:Ignorable="w14 w15 w16se w16cid w16 w16cex w16sdtdh w16du">
+<w:webSettings xmlns:mc="http://schemas.openxmlformats.org/markup-compatibility/2006" xmlns:r="http://schemas.openxmlformats.org/officeDocument/2006/relationships" xmlns:w="http://schemas.openxmlformats.org/wordprocessingml/2006/main" xmlns:w14="http://schemas.microsoft.com/office/word/2010/wordml" xmlns:w15="http://schemas.microsoft.com/office/word/2012/wordml" xmlns:w16cex="http://schemas.microsoft.com/office/word/2018/wordml/cex" xmlns:w16cid="http://schemas.microsoft.com/office/word/2016/wordml/cid" xmlns:w16="http://schemas.microsoft.com/office/word/2018/wordml" xmlns:w16du="http://schemas.microsoft.com/office/word/2023/wordml/word16du" xmlns:w16sdtdh="http://schemas.microsoft.com/office/word/2020/wordml/sdtdatahash" xmlns:w16sdtfl="http://schemas.microsoft.com/office/word/2024/wordml/sdtformatlock" xmlns:w16se="http://schemas.microsoft.com/office/word/2015/wordml/symex" mc:Ignorable="w14 w15 w16se w16cid w16 w16cex w16sdtdh w16sdtfl w16du">
   <w:optimizeForBrowser/>
   <w:allowPNG/>
 </w:webSettings>
